--- a/courses/mathematical-physics/scalar-propagators.docx
+++ b/courses/mathematical-physics/scalar-propagators.docx
@@ -1791,11 +1791,9 @@
       <w:r>
         <w:t xml:space="preserve">para uma fonte pontual.</w:t>
       </w:r>
-    </w:p>
-    <w:p>
-      <w:pPr>
-        <w:pStyle w:val="BodyText"/>
-      </w:pPr>
+      <w:r>
+        <w:t xml:space="preserve"> </w:t>
+      </w:r>
       <w:r>
         <w:t xml:space="preserve">Esta expressão é a base para o cálculo do propagador no espaço-tempo.</w:t>
       </w:r>
@@ -2712,11 +2710,9 @@
       <w:r>
         <w:t xml:space="preserve">.</w:t>
       </w:r>
-    </w:p>
-    <w:p>
-      <w:pPr>
-        <w:pStyle w:val="BodyText"/>
-      </w:pPr>
+      <w:r>
+        <w:t xml:space="preserve"> </w:t>
+      </w:r>
       <w:r>
         <w:t xml:space="preserve">A integral angular é:</w:t>
       </w:r>
@@ -3470,11 +3466,9 @@
       <w:r>
         <w:t xml:space="preserve">.</w:t>
       </w:r>
-    </w:p>
-    <w:p>
-      <w:pPr>
-        <w:pStyle w:val="BodyText"/>
-      </w:pPr>
+      <w:r>
+        <w:t xml:space="preserve"> </w:t>
+      </w:r>
       <w:r>
         <w:t xml:space="preserve">Agora, escrevemos o seno como combinação de exponenciais:</w:t>
       </w:r>
@@ -7140,11 +7134,9 @@
       <w:r>
         <w:t xml:space="preserve">é a posição constante da partícula.</w:t>
       </w:r>
-    </w:p>
-    <w:p>
-      <w:pPr>
-        <w:pStyle w:val="BodyText"/>
-      </w:pPr>
+      <w:r>
+        <w:t xml:space="preserve"> </w:t>
+      </w:r>
       <w:r>
         <w:t xml:space="preserve">A condição</w:t>
       </w:r>

--- a/courses/mathematical-physics/scalar-propagators.docx
+++ b/courses/mathematical-physics/scalar-propagators.docx
@@ -5637,12 +5637,6 @@
       </w:r>
       <m:oMath>
         <m:r>
-          <m:rPr>
-            <m:sty m:val="p"/>
-          </m:rPr>
-          <m:t>Δ</m:t>
-        </m:r>
-        <m:r>
           <m:t>t</m:t>
         </m:r>
         <m:r>
@@ -5651,9 +5645,18 @@
           </m:rPr>
           <m:t>&gt;</m:t>
         </m:r>
-        <m:r>
-          <m:t>0</m:t>
-        </m:r>
+        <m:sSub>
+          <m:e>
+            <m:r>
+              <m:t>t</m:t>
+            </m:r>
+          </m:e>
+          <m:sub>
+            <m:r>
+              <m:t>0</m:t>
+            </m:r>
+          </m:sub>
+        </m:sSub>
       </m:oMath>
       <w:r>
         <w:t xml:space="preserve">.</w:t>
@@ -6643,13 +6646,13 @@
       </w:r>
     </w:p>
     <w:bookmarkEnd w:id="23"/>
-    <w:bookmarkStart w:id="24" w:name="X13fdd90d4a52248b373d8956d1bb4b14c2a45bb"/>
+    <w:bookmarkStart w:id="24" w:name="o-princípio-do-tempo-retardado"/>
     <w:p>
       <w:pPr>
         <w:pStyle w:val="Heading2"/>
       </w:pPr>
       <w:r>
-        <w:t xml:space="preserve">5.3 O Princípio da Ação a Distância (Retardada)</w:t>
+        <w:t xml:space="preserve">5.3 O Princípio do Tempo Retardado</w:t>
       </w:r>
     </w:p>
     <w:p>
@@ -9662,13 +9665,23 @@
       </w:r>
     </w:p>
     <w:bookmarkEnd w:id="38"/>
-    <w:bookmarkStart w:id="39" w:name="exercício-2"/>
+    <w:bookmarkStart w:id="39" w:name="exercício-2-essencial"/>
     <w:p>
       <w:pPr>
         <w:pStyle w:val="Heading2"/>
       </w:pPr>
       <w:r>
         <w:t xml:space="preserve">9.2 Exercício 2</w:t>
+      </w:r>
+      <w:r>
+        <w:t xml:space="preserve"> </w:t>
+      </w:r>
+      <w:r>
+        <w:rPr>
+          <w:b/>
+          <w:bCs/>
+        </w:rPr>
+        <w:t xml:space="preserve">(Essencial)</w:t>
       </w:r>
     </w:p>
     <w:p>
@@ -10646,13 +10659,23 @@
       </w:r>
     </w:p>
     <w:bookmarkEnd w:id="43"/>
-    <w:bookmarkStart w:id="44" w:name="exercício-7"/>
+    <w:bookmarkStart w:id="44" w:name="exercício-7-essencial"/>
     <w:p>
       <w:pPr>
         <w:pStyle w:val="Heading2"/>
       </w:pPr>
       <w:r>
         <w:t xml:space="preserve">9.7 Exercício 7</w:t>
+      </w:r>
+      <w:r>
+        <w:t xml:space="preserve"> </w:t>
+      </w:r>
+      <w:r>
+        <w:rPr>
+          <w:b/>
+          <w:bCs/>
+        </w:rPr>
+        <w:t xml:space="preserve">(Essencial)</w:t>
       </w:r>
     </w:p>
     <w:p>

--- a/courses/mathematical-physics/scalar-propagators.docx
+++ b/courses/mathematical-physics/scalar-propagators.docx
@@ -154,7 +154,7 @@
       </w:r>
     </w:p>
     <w:bookmarkEnd w:id="9"/>
-    <w:bookmarkStart w:id="13" w:name="revisão-construção-do-propagador"/>
+    <w:bookmarkStart w:id="16" w:name="revisão-construção-do-propagador"/>
     <w:p>
       <w:pPr>
         <w:pStyle w:val="Heading1"/>
@@ -597,7 +597,7 @@
       </w:r>
     </w:p>
     <w:bookmarkEnd w:id="10"/>
-    <w:bookmarkStart w:id="11" w:name="decomposição-de-fourier"/>
+    <w:bookmarkStart w:id="14" w:name="decomposição-de-fourier"/>
     <w:p>
       <w:pPr>
         <w:pStyle w:val="Heading2"/>
@@ -837,126 +837,234 @@
         <w:t xml:space="preserve">é uma constante de normalização.</w:t>
       </w:r>
     </w:p>
-    <w:p>
-      <w:pPr>
-        <w:pStyle w:val="BodyText"/>
-      </w:pPr>
-      <w:r>
-        <w:t xml:space="preserve">A escolha das condições de contorno (causalidade) seleciona apenas um dos modos. A condição</w:t>
-      </w:r>
-      <w:r>
-        <w:t xml:space="preserve"> </w:t>
-      </w:r>
-      <m:oMath>
-        <m:sSub>
-          <m:e>
-            <m:r>
-              <m:t>ϕ</m:t>
-            </m:r>
-          </m:e>
-          <m:sub>
-            <m:r>
-              <m:t>J</m:t>
-            </m:r>
-          </m:sub>
-        </m:sSub>
-        <m:r>
-          <m:rPr>
-            <m:sty m:val="p"/>
-          </m:rPr>
-          <m:t>(</m:t>
-        </m:r>
-        <m:r>
-          <m:t>x</m:t>
-        </m:r>
-        <m:r>
-          <m:rPr>
-            <m:sty m:val="p"/>
-          </m:rPr>
-          <m:t>)</m:t>
-        </m:r>
-        <m:r>
-          <m:rPr>
-            <m:sty m:val="p"/>
-          </m:rPr>
-          <m:t>→</m:t>
-        </m:r>
-        <m:r>
-          <m:t>0</m:t>
-        </m:r>
-      </m:oMath>
-      <w:r>
-        <w:t xml:space="preserve"> </w:t>
-      </w:r>
-      <w:r>
-        <w:t xml:space="preserve">quando</w:t>
-      </w:r>
-      <w:r>
-        <w:t xml:space="preserve"> </w:t>
-      </w:r>
-      <m:oMath>
-        <m:r>
-          <m:t>t</m:t>
-        </m:r>
-        <m:r>
-          <m:rPr>
-            <m:sty m:val="p"/>
-          </m:rPr>
-          <m:t>→</m:t>
-        </m:r>
-        <m:r>
-          <m:rPr>
-            <m:sty m:val="p"/>
-          </m:rPr>
-          <m:t>−</m:t>
-        </m:r>
-        <m:r>
-          <m:rPr>
-            <m:sty m:val="p"/>
-          </m:rPr>
-          <m:t>∞</m:t>
-        </m:r>
-      </m:oMath>
-      <w:r>
-        <w:t xml:space="preserve"> </w:t>
-      </w:r>
-      <w:r>
-        <w:t xml:space="preserve">implica que</w:t>
-      </w:r>
-      <w:r>
-        <w:t xml:space="preserve"> </w:t>
-      </w:r>
-      <m:oMath>
-        <m:sSub>
-          <m:e>
-            <m:r>
-              <m:rPr>
-                <m:scr m:val="script"/>
-                <m:sty m:val="p"/>
-              </m:rPr>
-              <m:t>M</m:t>
-            </m:r>
-          </m:e>
-          <m:sub>
-            <m:r>
-              <m:t>k</m:t>
-            </m:r>
-          </m:sub>
-        </m:sSub>
-        <m:r>
-          <m:rPr>
-            <m:sty m:val="p"/>
-          </m:rPr>
-          <m:t>=</m:t>
-        </m:r>
-        <m:r>
-          <m:t>0</m:t>
-        </m:r>
-      </m:oMath>
-      <w:r>
-        <w:t xml:space="preserve">, ou seja, apenas o modo de frequência positiva (viajando para o futuro) contribui.</w:t>
-      </w:r>
-    </w:p>
+    <w:tbl>
+      <w:tblPr>
+        <w:tblStyle w:val="Table"/>
+        <w:tblLook w:firstRow="0" w:lastRow="0" w:firstColumn="0" w:lastColumn="0" w:noHBand="0" w:noVBand="0" w:val="0000"/>
+        <w:tblBorders>
+          <w:top w:val="single" w:sz="4" w:space="0" w:color="0758E5"/>
+          <w:left w:val="single" w:sz="24" w:space="0" w:color="0758E5"/>
+          <w:bottom w:val="single" w:sz="4" w:space="0" w:color="0758E5"/>
+          <w:right w:val="single" w:sz="4" w:space="0" w:color="0758E5"/>
+        </w:tblBorders>
+        <w:tblCellMar>
+          <w:left w:w="144" w:type="dxa"/>
+          <w:right w:w="144" w:type="dxa"/>
+        </w:tblCellMar>
+        <w:tblLook w:firstRow="0" w:lastRow="0" w:firstColumn="0" w:lastColumn="0" w:noHBand="0" w:noVBand="0" w:val="0000"/>
+      </w:tblPr>
+      <w:tr>
+        <w:trPr>
+          <w:cantSplit/>
+        </w:trPr>
+        <w:tc>
+          <w:tcPr>
+            <w:shd w:color="auto" w:fill="dae6fb" w:val="clear"/>
+            <w:tcMar>
+              <w:top w:w="92" w:type="dxa"/>
+              <w:bottom w:w="92" w:type="dxa"/>
+            </w:tcMar>
+          </w:tcPr>
+          <w:p>
+            <w:pPr>
+              <w:pStyle w:val="BodyText"/>
+            </w:pPr>
+            <w:pPr>
+              <w:spacing w:before="0" w:after="0"/>
+              <w:textAlignment w:val="center"/>
+            </w:pPr>
+            <w:r>
+              <w:drawing>
+                <wp:inline>
+                  <wp:extent cx="152400" cy="152400"/>
+                  <wp:effectExtent b="0" l="0" r="0" t="0"/>
+                  <wp:docPr descr="" title="" id="12" name="Picture"/>
+                  <a:graphic>
+                    <a:graphicData uri="http://schemas.openxmlformats.org/drawingml/2006/picture">
+                      <pic:pic>
+                        <pic:nvPicPr>
+                          <pic:cNvPr descr="/opt/quarto/share/formats/docx/note.png" id="13" name="Picture"/>
+                          <pic:cNvPicPr>
+                            <a:picLocks noChangeArrowheads="1" noChangeAspect="1"/>
+                          </pic:cNvPicPr>
+                        </pic:nvPicPr>
+                        <pic:blipFill>
+                          <a:blip r:embed="rId11"/>
+                          <a:stretch>
+                            <a:fillRect/>
+                          </a:stretch>
+                        </pic:blipFill>
+                        <pic:spPr bwMode="auto">
+                          <a:xfrm>
+                            <a:off x="0" y="0"/>
+                            <a:ext cx="152400" cy="152400"/>
+                          </a:xfrm>
+                          <a:prstGeom prst="rect">
+                            <a:avLst/>
+                          </a:prstGeom>
+                          <a:noFill/>
+                          <a:ln w="9525">
+                            <a:noFill/>
+                            <a:headEnd/>
+                            <a:tailEnd/>
+                          </a:ln>
+                        </pic:spPr>
+                      </pic:pic>
+                    </a:graphicData>
+                  </a:graphic>
+                </wp:inline>
+              </w:drawing>
+            </w:r>
+            <w:r>
+              <w:t xml:space="preserve"> </w:t>
+            </w:r>
+            <w:r>
+              <w:t xml:space="preserve"> </w:t>
+            </w:r>
+            <w:r>
+              <w:t xml:space="preserve">Note</w:t>
+            </w:r>
+          </w:p>
+        </w:tc>
+      </w:tr>
+      <w:tr>
+        <w:trPr>
+          <w:cantSplit/>
+        </w:trPr>
+        <w:tc>
+          <w:tcPr>
+            <w:tcMar>
+              <w:top w:w="108" w:type="dxa"/>
+              <w:bottom w:w="108" w:type="dxa"/>
+            </w:tcMar>
+          </w:tcPr>
+          <w:p>
+            <w:pPr>
+              <w:pStyle w:val="BodyText"/>
+            </w:pPr>
+            <w:pPr>
+              <w:spacing w:before="16" w:after="16"/>
+            </w:pPr>
+            <w:r>
+              <w:t xml:space="preserve">A escolha das condições de contorno (causalidade) seleciona apenas um dos modos. A condição</w:t>
+            </w:r>
+            <w:r>
+              <w:t xml:space="preserve"> </w:t>
+            </w:r>
+            <m:oMath>
+              <m:sSub>
+                <m:e>
+                  <m:r>
+                    <m:t>ϕ</m:t>
+                  </m:r>
+                </m:e>
+                <m:sub>
+                  <m:r>
+                    <m:t>J</m:t>
+                  </m:r>
+                </m:sub>
+              </m:sSub>
+              <m:r>
+                <m:rPr>
+                  <m:sty m:val="p"/>
+                </m:rPr>
+                <m:t>(</m:t>
+              </m:r>
+              <m:r>
+                <m:t>x</m:t>
+              </m:r>
+              <m:r>
+                <m:rPr>
+                  <m:sty m:val="p"/>
+                </m:rPr>
+                <m:t>)</m:t>
+              </m:r>
+              <m:r>
+                <m:rPr>
+                  <m:sty m:val="p"/>
+                </m:rPr>
+                <m:t>→</m:t>
+              </m:r>
+              <m:r>
+                <m:t>0</m:t>
+              </m:r>
+            </m:oMath>
+            <w:r>
+              <w:t xml:space="preserve"> </w:t>
+            </w:r>
+            <w:r>
+              <w:t xml:space="preserve">quando</w:t>
+            </w:r>
+            <w:r>
+              <w:t xml:space="preserve"> </w:t>
+            </w:r>
+            <m:oMath>
+              <m:r>
+                <m:t>t</m:t>
+              </m:r>
+              <m:r>
+                <m:rPr>
+                  <m:sty m:val="p"/>
+                </m:rPr>
+                <m:t>→</m:t>
+              </m:r>
+              <m:r>
+                <m:rPr>
+                  <m:sty m:val="p"/>
+                </m:rPr>
+                <m:t>−</m:t>
+              </m:r>
+              <m:r>
+                <m:rPr>
+                  <m:sty m:val="p"/>
+                </m:rPr>
+                <m:t>∞</m:t>
+              </m:r>
+            </m:oMath>
+            <w:r>
+              <w:t xml:space="preserve"> </w:t>
+            </w:r>
+            <w:r>
+              <w:t xml:space="preserve">implica que</w:t>
+            </w:r>
+            <w:r>
+              <w:t xml:space="preserve"> </w:t>
+            </w:r>
+            <m:oMath>
+              <m:sSub>
+                <m:e>
+                  <m:r>
+                    <m:rPr>
+                      <m:scr m:val="script"/>
+                      <m:sty m:val="p"/>
+                    </m:rPr>
+                    <m:t>M</m:t>
+                  </m:r>
+                </m:e>
+                <m:sub>
+                  <m:r>
+                    <m:t>k</m:t>
+                  </m:r>
+                </m:sub>
+              </m:sSub>
+              <m:r>
+                <m:rPr>
+                  <m:sty m:val="p"/>
+                </m:rPr>
+                <m:t>=</m:t>
+              </m:r>
+              <m:r>
+                <m:t>0</m:t>
+              </m:r>
+            </m:oMath>
+            <w:r>
+              <w:t xml:space="preserve">, ou seja, apenas o modo de frequência positiva (viajando para o futuro) contribui.</w:t>
+            </w:r>
+          </w:p>
+          <w:p/>
+        </w:tc>
+      </w:tr>
+    </w:tbl>
     <w:p>
       <w:pPr>
         <w:pStyle w:val="BodyText"/>
@@ -1238,8 +1346,8 @@
         </m:oMath>
       </m:oMathPara>
     </w:p>
-    <w:bookmarkEnd w:id="11"/>
-    <w:bookmarkStart w:id="12" w:name="Xeadf41c5adead765265006c1c728be47efe657f"/>
+    <w:bookmarkEnd w:id="14"/>
+    <w:bookmarkStart w:id="15" w:name="Xeadf41c5adead765265006c1c728be47efe657f"/>
     <w:p>
       <w:pPr>
         <w:pStyle w:val="Heading2"/>
@@ -1721,12 +1829,6 @@
           </m:rPr>
           <m:t>=</m:t>
         </m:r>
-        <m:r>
-          <m:rPr>
-            <m:sty m:val="p"/>
-          </m:rPr>
-          <m:t>−</m:t>
-        </m:r>
         <m:sSup>
           <m:e>
             <m:r>
@@ -1798,9 +1900,9 @@
         <w:t xml:space="preserve">Esta expressão é a base para o cálculo do propagador no espaço-tempo.</w:t>
       </w:r>
     </w:p>
-    <w:bookmarkEnd w:id="12"/>
-    <w:bookmarkEnd w:id="13"/>
-    <w:bookmarkStart w:id="18" w:name="cálculo-explícito-do-propagador"/>
+    <w:bookmarkEnd w:id="15"/>
+    <w:bookmarkEnd w:id="16"/>
+    <w:bookmarkStart w:id="27" w:name="cálculo-explícito-do-propagador"/>
     <w:p>
       <w:pPr>
         <w:pStyle w:val="Heading1"/>
@@ -1809,7 +1911,7 @@
         <w:t xml:space="preserve">3. Cálculo Explícito do Propagador</w:t>
       </w:r>
     </w:p>
-    <w:bookmarkStart w:id="14" w:name="substituição-dos-modos-de-fourier"/>
+    <w:bookmarkStart w:id="17" w:name="substituição-dos-modos-de-fourier"/>
     <w:p>
       <w:pPr>
         <w:pStyle w:val="Heading2"/>
@@ -1952,12 +2054,6 @@
           </m:rPr>
           <m:t>=</m:t>
         </m:r>
-        <m:r>
-          <m:rPr>
-            <m:sty m:val="p"/>
-          </m:rPr>
-          <m:t>−</m:t>
-        </m:r>
         <m:sSup>
           <m:e>
             <m:r>
@@ -2061,6 +2157,12 @@
               <m:sty m:val="p"/>
             </m:rPr>
             <m:t>=</m:t>
+          </m:r>
+          <m:r>
+            <m:rPr>
+              <m:sty m:val="p"/>
+            </m:rPr>
+            <m:t>−</m:t>
           </m:r>
           <m:r>
             <m:t>i</m:t>
@@ -2487,8 +2589,8 @@
         <w:t xml:space="preserve">é a função degrau de Heaviside.</w:t>
       </w:r>
     </w:p>
-    <w:bookmarkEnd w:id="14"/>
-    <w:bookmarkStart w:id="15" w:name="integração-angular"/>
+    <w:bookmarkEnd w:id="17"/>
+    <w:bookmarkStart w:id="21" w:name="integração-angular"/>
     <w:p>
       <w:pPr>
         <w:pStyle w:val="Heading2"/>
@@ -2946,114 +3048,222 @@
         </m:oMath>
       </m:oMathPara>
     </w:p>
-    <w:p>
-      <w:pPr>
-        <w:pStyle w:val="FirstParagraph"/>
-      </w:pPr>
-      <w:r>
-        <w:t xml:space="preserve">Este é um resultado fundamental: a integral angular transforma a onda plana em uma onda esférica, expressa pelo fator</w:t>
-      </w:r>
-      <w:r>
-        <w:t xml:space="preserve"> </w:t>
-      </w:r>
-      <m:oMath>
-        <m:r>
-          <m:rPr>
-            <m:sty m:val="p"/>
-          </m:rPr>
-          <m:t>sin</m:t>
-        </m:r>
-        <m:r>
-          <m:rPr>
-            <m:sty m:val="p"/>
-          </m:rPr>
-          <m:t>(</m:t>
-        </m:r>
-        <m:r>
-          <m:t>k</m:t>
-        </m:r>
-        <m:r>
-          <m:rPr>
-            <m:sty m:val="p"/>
-          </m:rPr>
-          <m:t>|</m:t>
-        </m:r>
-        <m:r>
-          <m:rPr>
-            <m:sty m:val="p"/>
-          </m:rPr>
-          <m:t>Δ</m:t>
-        </m:r>
-        <m:r>
-          <m:rPr>
-            <m:sty m:val="b"/>
-          </m:rPr>
-          <m:t>x</m:t>
-        </m:r>
-        <m:r>
-          <m:rPr>
-            <m:sty m:val="p"/>
-          </m:rPr>
-          <m:t>|</m:t>
-        </m:r>
-        <m:r>
-          <m:rPr>
-            <m:sty m:val="p"/>
-          </m:rPr>
-          <m:t>)</m:t>
-        </m:r>
-        <m:r>
-          <m:rPr>
-            <m:sty m:val="p"/>
-          </m:rPr>
-          <m:t>/</m:t>
-        </m:r>
-        <m:r>
-          <m:rPr>
-            <m:sty m:val="p"/>
-          </m:rPr>
-          <m:t>(</m:t>
-        </m:r>
-        <m:r>
-          <m:t>k</m:t>
-        </m:r>
-        <m:r>
-          <m:rPr>
-            <m:sty m:val="p"/>
-          </m:rPr>
-          <m:t>|</m:t>
-        </m:r>
-        <m:r>
-          <m:rPr>
-            <m:sty m:val="p"/>
-          </m:rPr>
-          <m:t>Δ</m:t>
-        </m:r>
-        <m:r>
-          <m:rPr>
-            <m:sty m:val="b"/>
-          </m:rPr>
-          <m:t>x</m:t>
-        </m:r>
-        <m:r>
-          <m:rPr>
-            <m:sty m:val="p"/>
-          </m:rPr>
-          <m:t>|</m:t>
-        </m:r>
-        <m:r>
-          <m:rPr>
-            <m:sty m:val="p"/>
-          </m:rPr>
-          <m:t>)</m:t>
-        </m:r>
-      </m:oMath>
-      <w:r>
-        <w:t xml:space="preserve">.</w:t>
-      </w:r>
-    </w:p>
-    <w:bookmarkEnd w:id="15"/>
-    <w:bookmarkStart w:id="16" w:name="integral-radial-e-a-delta-de-dirac"/>
+    <w:tbl>
+      <w:tblPr>
+        <w:tblStyle w:val="Table"/>
+        <w:tblLook w:firstRow="0" w:lastRow="0" w:firstColumn="0" w:lastColumn="0" w:noHBand="0" w:noVBand="0" w:val="0000"/>
+        <w:tblBorders>
+          <w:top w:val="single" w:sz="4" w:space="0" w:color="00A047"/>
+          <w:left w:val="single" w:sz="24" w:space="0" w:color="00A047"/>
+          <w:bottom w:val="single" w:sz="4" w:space="0" w:color="00A047"/>
+          <w:right w:val="single" w:sz="4" w:space="0" w:color="00A047"/>
+        </w:tblBorders>
+        <w:tblCellMar>
+          <w:left w:w="144" w:type="dxa"/>
+          <w:right w:w="144" w:type="dxa"/>
+        </w:tblCellMar>
+        <w:tblLook w:firstRow="0" w:lastRow="0" w:firstColumn="0" w:lastColumn="0" w:noHBand="0" w:noVBand="0" w:val="0000"/>
+      </w:tblPr>
+      <w:tr>
+        <w:trPr>
+          <w:cantSplit/>
+        </w:trPr>
+        <w:tc>
+          <w:tcPr>
+            <w:shd w:color="auto" w:fill="ccf1e3" w:val="clear"/>
+            <w:tcMar>
+              <w:top w:w="92" w:type="dxa"/>
+              <w:bottom w:w="92" w:type="dxa"/>
+            </w:tcMar>
+          </w:tcPr>
+          <w:p>
+            <w:pPr>
+              <w:pStyle w:val="FirstParagraph"/>
+            </w:pPr>
+            <w:pPr>
+              <w:spacing w:before="0" w:after="0"/>
+              <w:textAlignment w:val="center"/>
+            </w:pPr>
+            <w:r>
+              <w:drawing>
+                <wp:inline>
+                  <wp:extent cx="152400" cy="152400"/>
+                  <wp:effectExtent b="0" l="0" r="0" t="0"/>
+                  <wp:docPr descr="" title="" id="19" name="Picture"/>
+                  <a:graphic>
+                    <a:graphicData uri="http://schemas.openxmlformats.org/drawingml/2006/picture">
+                      <pic:pic>
+                        <pic:nvPicPr>
+                          <pic:cNvPr descr="/opt/quarto/share/formats/docx/tip.png" id="20" name="Picture"/>
+                          <pic:cNvPicPr>
+                            <a:picLocks noChangeArrowheads="1" noChangeAspect="1"/>
+                          </pic:cNvPicPr>
+                        </pic:nvPicPr>
+                        <pic:blipFill>
+                          <a:blip r:embed="rId18"/>
+                          <a:stretch>
+                            <a:fillRect/>
+                          </a:stretch>
+                        </pic:blipFill>
+                        <pic:spPr bwMode="auto">
+                          <a:xfrm>
+                            <a:off x="0" y="0"/>
+                            <a:ext cx="152400" cy="152400"/>
+                          </a:xfrm>
+                          <a:prstGeom prst="rect">
+                            <a:avLst/>
+                          </a:prstGeom>
+                          <a:noFill/>
+                          <a:ln w="9525">
+                            <a:noFill/>
+                            <a:headEnd/>
+                            <a:tailEnd/>
+                          </a:ln>
+                        </pic:spPr>
+                      </pic:pic>
+                    </a:graphicData>
+                  </a:graphic>
+                </wp:inline>
+              </w:drawing>
+            </w:r>
+            <w:r>
+              <w:t xml:space="preserve"> </w:t>
+            </w:r>
+            <w:r>
+              <w:t xml:space="preserve"> </w:t>
+            </w:r>
+            <w:r>
+              <w:t xml:space="preserve">Tip</w:t>
+            </w:r>
+          </w:p>
+        </w:tc>
+      </w:tr>
+      <w:tr>
+        <w:trPr>
+          <w:cantSplit/>
+        </w:trPr>
+        <w:tc>
+          <w:tcPr>
+            <w:tcMar>
+              <w:top w:w="108" w:type="dxa"/>
+              <w:bottom w:w="108" w:type="dxa"/>
+            </w:tcMar>
+          </w:tcPr>
+          <w:p>
+            <w:pPr>
+              <w:pStyle w:val="BodyText"/>
+            </w:pPr>
+            <w:pPr>
+              <w:spacing w:before="16" w:after="16"/>
+            </w:pPr>
+            <w:r>
+              <w:t xml:space="preserve">Este é um resultado fundamental: a integral angular transforma a onda plana em uma onda esférica, expressa pelo fator</w:t>
+            </w:r>
+            <w:r>
+              <w:t xml:space="preserve"> </w:t>
+            </w:r>
+            <m:oMath>
+              <m:r>
+                <m:rPr>
+                  <m:sty m:val="p"/>
+                </m:rPr>
+                <m:t>sin</m:t>
+              </m:r>
+              <m:r>
+                <m:rPr>
+                  <m:sty m:val="p"/>
+                </m:rPr>
+                <m:t>(</m:t>
+              </m:r>
+              <m:r>
+                <m:t>k</m:t>
+              </m:r>
+              <m:r>
+                <m:rPr>
+                  <m:sty m:val="p"/>
+                </m:rPr>
+                <m:t>|</m:t>
+              </m:r>
+              <m:r>
+                <m:rPr>
+                  <m:sty m:val="p"/>
+                </m:rPr>
+                <m:t>Δ</m:t>
+              </m:r>
+              <m:r>
+                <m:rPr>
+                  <m:sty m:val="b"/>
+                </m:rPr>
+                <m:t>x</m:t>
+              </m:r>
+              <m:r>
+                <m:rPr>
+                  <m:sty m:val="p"/>
+                </m:rPr>
+                <m:t>|</m:t>
+              </m:r>
+              <m:r>
+                <m:rPr>
+                  <m:sty m:val="p"/>
+                </m:rPr>
+                <m:t>)</m:t>
+              </m:r>
+              <m:r>
+                <m:rPr>
+                  <m:sty m:val="p"/>
+                </m:rPr>
+                <m:t>/</m:t>
+              </m:r>
+              <m:r>
+                <m:rPr>
+                  <m:sty m:val="p"/>
+                </m:rPr>
+                <m:t>(</m:t>
+              </m:r>
+              <m:r>
+                <m:t>k</m:t>
+              </m:r>
+              <m:r>
+                <m:rPr>
+                  <m:sty m:val="p"/>
+                </m:rPr>
+                <m:t>|</m:t>
+              </m:r>
+              <m:r>
+                <m:rPr>
+                  <m:sty m:val="p"/>
+                </m:rPr>
+                <m:t>Δ</m:t>
+              </m:r>
+              <m:r>
+                <m:rPr>
+                  <m:sty m:val="b"/>
+                </m:rPr>
+                <m:t>x</m:t>
+              </m:r>
+              <m:r>
+                <m:rPr>
+                  <m:sty m:val="p"/>
+                </m:rPr>
+                <m:t>|</m:t>
+              </m:r>
+              <m:r>
+                <m:rPr>
+                  <m:sty m:val="p"/>
+                </m:rPr>
+                <m:t>)</m:t>
+              </m:r>
+            </m:oMath>
+            <w:r>
+              <w:t xml:space="preserve">.</w:t>
+            </w:r>
+          </w:p>
+          <w:p/>
+        </w:tc>
+      </w:tr>
+    </w:tbl>
+    <w:bookmarkEnd w:id="21"/>
+    <w:bookmarkStart w:id="22" w:name="integral-radial-e-a-delta-de-dirac"/>
     <w:p>
       <w:pPr>
         <w:pStyle w:val="Heading2"/>
@@ -3111,6 +3321,12 @@
               <m:sty m:val="p"/>
             </m:rPr>
             <m:t>=</m:t>
+          </m:r>
+          <m:r>
+            <m:rPr>
+              <m:sty m:val="p"/>
+            </m:rPr>
+            <m:t>−</m:t>
           </m:r>
           <m:f>
             <m:fPr>
@@ -4064,6 +4280,12 @@
             </m:rPr>
             <m:t>=</m:t>
           </m:r>
+          <m:r>
+            <m:rPr>
+              <m:sty m:val="p"/>
+            </m:rPr>
+            <m:t>−</m:t>
+          </m:r>
           <m:f>
             <m:fPr>
               <m:type m:val="bar"/>
@@ -4284,8 +4506,8 @@
         </m:oMath>
       </m:oMathPara>
     </w:p>
-    <w:bookmarkEnd w:id="16"/>
-    <w:bookmarkStart w:id="17" w:name="resultado-final-propagador-causal"/>
+    <w:bookmarkEnd w:id="22"/>
+    <w:bookmarkStart w:id="26" w:name="resultado-final-propagador-causal"/>
     <w:p>
       <w:pPr>
         <w:pStyle w:val="Heading2"/>
@@ -4501,12 +4723,6 @@
                   <m:sty m:val="p"/>
                 </m:rPr>
                 <m:t>=</m:t>
-              </m:r>
-              <m:r>
-                <m:rPr>
-                  <m:sty m:val="p"/>
-                </m:rPr>
-                <m:t>−</m:t>
               </m:r>
               <m:f>
                 <m:fPr>
@@ -4828,49 +5044,157 @@
         <w:t xml:space="preserve">.</w:t>
       </w:r>
     </w:p>
-    <w:p>
-      <w:pPr>
-        <w:pStyle w:val="BodyText"/>
-      </w:pPr>
-      <w:r>
-        <w:t xml:space="preserve">Este é o resultado central da aula. O propagador é uma</w:t>
-      </w:r>
-      <w:r>
-        <w:t xml:space="preserve"> </w:t>
-      </w:r>
-      <w:r>
-        <w:rPr>
-          <w:b/>
-          <w:bCs/>
-        </w:rPr>
-        <w:t xml:space="preserve">distribuição</w:t>
-      </w:r>
-      <w:r>
-        <w:t xml:space="preserve"> </w:t>
-      </w:r>
-      <w:r>
-        <w:t xml:space="preserve">que é não nula apenas sobre o</w:t>
-      </w:r>
-      <w:r>
-        <w:t xml:space="preserve"> </w:t>
-      </w:r>
-      <w:r>
-        <w:rPr>
-          <w:b/>
-          <w:bCs/>
-        </w:rPr>
-        <w:t xml:space="preserve">cone de luz futuro</w:t>
-      </w:r>
-      <w:r>
-        <w:t xml:space="preserve"> </w:t>
-      </w:r>
-      <w:r>
-        <w:t xml:space="preserve">do evento fonte.</w:t>
-      </w:r>
-    </w:p>
-    <w:bookmarkEnd w:id="17"/>
-    <w:bookmarkEnd w:id="18"/>
-    <w:bookmarkStart w:id="21" w:name="interpretação-física-causalidade"/>
+    <w:tbl>
+      <w:tblPr>
+        <w:tblStyle w:val="Table"/>
+        <w:tblLook w:firstRow="0" w:lastRow="0" w:firstColumn="0" w:lastColumn="0" w:noHBand="0" w:noVBand="0" w:val="0000"/>
+        <w:tblBorders>
+          <w:top w:val="single" w:sz="4" w:space="0" w:color="CC1914"/>
+          <w:left w:val="single" w:sz="24" w:space="0" w:color="CC1914"/>
+          <w:bottom w:val="single" w:sz="4" w:space="0" w:color="CC1914"/>
+          <w:right w:val="single" w:sz="4" w:space="0" w:color="CC1914"/>
+        </w:tblBorders>
+        <w:tblCellMar>
+          <w:left w:w="144" w:type="dxa"/>
+          <w:right w:w="144" w:type="dxa"/>
+        </w:tblCellMar>
+        <w:tblLook w:firstRow="0" w:lastRow="0" w:firstColumn="0" w:lastColumn="0" w:noHBand="0" w:noVBand="0" w:val="0000"/>
+      </w:tblPr>
+      <w:tr>
+        <w:trPr>
+          <w:cantSplit/>
+        </w:trPr>
+        <w:tc>
+          <w:tcPr>
+            <w:shd w:color="auto" w:fill="f7dddc" w:val="clear"/>
+            <w:tcMar>
+              <w:top w:w="92" w:type="dxa"/>
+              <w:bottom w:w="92" w:type="dxa"/>
+            </w:tcMar>
+          </w:tcPr>
+          <w:p>
+            <w:pPr>
+              <w:pStyle w:val="BodyText"/>
+            </w:pPr>
+            <w:pPr>
+              <w:spacing w:before="0" w:after="0"/>
+              <w:textAlignment w:val="center"/>
+            </w:pPr>
+            <w:r>
+              <w:drawing>
+                <wp:inline>
+                  <wp:extent cx="152400" cy="152400"/>
+                  <wp:effectExtent b="0" l="0" r="0" t="0"/>
+                  <wp:docPr descr="" title="" id="24" name="Picture"/>
+                  <a:graphic>
+                    <a:graphicData uri="http://schemas.openxmlformats.org/drawingml/2006/picture">
+                      <pic:pic>
+                        <pic:nvPicPr>
+                          <pic:cNvPr descr="/opt/quarto/share/formats/docx/important.png" id="25" name="Picture"/>
+                          <pic:cNvPicPr>
+                            <a:picLocks noChangeArrowheads="1" noChangeAspect="1"/>
+                          </pic:cNvPicPr>
+                        </pic:nvPicPr>
+                        <pic:blipFill>
+                          <a:blip r:embed="rId23"/>
+                          <a:stretch>
+                            <a:fillRect/>
+                          </a:stretch>
+                        </pic:blipFill>
+                        <pic:spPr bwMode="auto">
+                          <a:xfrm>
+                            <a:off x="0" y="0"/>
+                            <a:ext cx="152400" cy="152400"/>
+                          </a:xfrm>
+                          <a:prstGeom prst="rect">
+                            <a:avLst/>
+                          </a:prstGeom>
+                          <a:noFill/>
+                          <a:ln w="9525">
+                            <a:noFill/>
+                            <a:headEnd/>
+                            <a:tailEnd/>
+                          </a:ln>
+                        </pic:spPr>
+                      </pic:pic>
+                    </a:graphicData>
+                  </a:graphic>
+                </wp:inline>
+              </w:drawing>
+            </w:r>
+            <w:r>
+              <w:t xml:space="preserve"> </w:t>
+            </w:r>
+            <w:r>
+              <w:t xml:space="preserve"> </w:t>
+            </w:r>
+            <w:r>
+              <w:t xml:space="preserve">Important</w:t>
+            </w:r>
+          </w:p>
+        </w:tc>
+      </w:tr>
+      <w:tr>
+        <w:trPr>
+          <w:cantSplit/>
+        </w:trPr>
+        <w:tc>
+          <w:tcPr>
+            <w:tcMar>
+              <w:top w:w="108" w:type="dxa"/>
+              <w:bottom w:w="108" w:type="dxa"/>
+            </w:tcMar>
+          </w:tcPr>
+          <w:p>
+            <w:pPr>
+              <w:pStyle w:val="BodyText"/>
+            </w:pPr>
+            <w:pPr>
+              <w:spacing w:before="16" w:after="16"/>
+            </w:pPr>
+            <w:r>
+              <w:t xml:space="preserve">Este é o resultado central da aula. O propagador é uma</w:t>
+            </w:r>
+            <w:r>
+              <w:t xml:space="preserve"> </w:t>
+            </w:r>
+            <w:r>
+              <w:rPr>
+                <w:b/>
+                <w:bCs/>
+              </w:rPr>
+              <w:t xml:space="preserve">distribuição</w:t>
+            </w:r>
+            <w:r>
+              <w:t xml:space="preserve"> </w:t>
+            </w:r>
+            <w:r>
+              <w:t xml:space="preserve">que é não nula apenas sobre o</w:t>
+            </w:r>
+            <w:r>
+              <w:t xml:space="preserve"> </w:t>
+            </w:r>
+            <w:r>
+              <w:rPr>
+                <w:b/>
+                <w:bCs/>
+              </w:rPr>
+              <w:t xml:space="preserve">cone de luz futuro</w:t>
+            </w:r>
+            <w:r>
+              <w:t xml:space="preserve"> </w:t>
+            </w:r>
+            <w:r>
+              <w:t xml:space="preserve">do evento fonte.</w:t>
+            </w:r>
+          </w:p>
+          <w:p/>
+        </w:tc>
+      </w:tr>
+    </w:tbl>
+    <w:bookmarkEnd w:id="26"/>
+    <w:bookmarkEnd w:id="27"/>
+    <w:bookmarkStart w:id="35" w:name="interpretação-física-causalidade"/>
     <w:p>
       <w:pPr>
         <w:pStyle w:val="Heading1"/>
@@ -4879,7 +5203,7 @@
         <w:t xml:space="preserve">4. Interpretação Física: Causalidade</w:t>
       </w:r>
     </w:p>
-    <w:bookmarkStart w:id="19" w:name="propagação-na-velocidade-da-luz"/>
+    <w:bookmarkStart w:id="30" w:name="propagação-na-velocidade-da-luz"/>
     <w:p>
       <w:pPr>
         <w:pStyle w:val="Heading2"/>
@@ -4937,12 +5261,6 @@
               <m:sty m:val="p"/>
             </m:rPr>
             <m:t>=</m:t>
-          </m:r>
-          <m:r>
-            <m:rPr>
-              <m:sty m:val="p"/>
-            </m:rPr>
-            <m:t>−</m:t>
           </m:r>
           <m:f>
             <m:fPr>
@@ -5298,128 +5616,236 @@
         <w:t xml:space="preserve">.</w:t>
       </w:r>
     </w:p>
-    <w:p>
-      <w:pPr>
-        <w:pStyle w:val="BodyText"/>
-      </w:pPr>
-      <w:r>
-        <w:t xml:space="preserve">Para tempos futuros (</w:t>
-      </w:r>
-      <m:oMath>
-        <m:r>
-          <m:t>t</m:t>
-        </m:r>
-        <m:r>
-          <m:rPr>
-            <m:sty m:val="p"/>
-          </m:rPr>
-          <m:t>&gt;</m:t>
-        </m:r>
-        <m:sSub>
-          <m:e>
-            <m:r>
-              <m:t>t</m:t>
-            </m:r>
-          </m:e>
-          <m:sub>
-            <m:r>
-              <m:t>0</m:t>
-            </m:r>
-          </m:sub>
-        </m:sSub>
-      </m:oMath>
-      <w:r>
-        <w:t xml:space="preserve">), o propagador é não nulo apenas sobre a</w:t>
-      </w:r>
-      <w:r>
-        <w:t xml:space="preserve"> </w:t>
-      </w:r>
-      <w:r>
-        <w:rPr>
-          <w:b/>
-          <w:bCs/>
-        </w:rPr>
-        <w:t xml:space="preserve">casca esférica</w:t>
-      </w:r>
-      <w:r>
-        <w:t xml:space="preserve"> </w:t>
-      </w:r>
-      <w:r>
-        <w:t xml:space="preserve">de raio</w:t>
-      </w:r>
-      <w:r>
-        <w:t xml:space="preserve"> </w:t>
-      </w:r>
-      <m:oMath>
-        <m:r>
-          <m:t>c</m:t>
-        </m:r>
-        <m:r>
-          <m:rPr>
-            <m:sty m:val="p"/>
-          </m:rPr>
-          <m:t>(</m:t>
-        </m:r>
-        <m:r>
-          <m:t>t</m:t>
-        </m:r>
-        <m:r>
-          <m:rPr>
-            <m:sty m:val="p"/>
-          </m:rPr>
-          <m:t>−</m:t>
-        </m:r>
-        <m:sSub>
-          <m:e>
-            <m:r>
-              <m:t>t</m:t>
-            </m:r>
-          </m:e>
-          <m:sub>
-            <m:r>
-              <m:t>0</m:t>
-            </m:r>
-          </m:sub>
-        </m:sSub>
-        <m:r>
-          <m:rPr>
-            <m:sty m:val="p"/>
-          </m:rPr>
-          <m:t>)</m:t>
-        </m:r>
-      </m:oMath>
-      <w:r>
-        <w:t xml:space="preserve"> </w:t>
-      </w:r>
-      <w:r>
-        <w:t xml:space="preserve">centrada em</w:t>
-      </w:r>
-      <w:r>
-        <w:t xml:space="preserve"> </w:t>
-      </w:r>
-      <m:oMath>
-        <m:sSub>
-          <m:e>
-            <m:r>
-              <m:rPr>
-                <m:sty m:val="b"/>
-              </m:rPr>
-              <m:t>x</m:t>
-            </m:r>
-          </m:e>
-          <m:sub>
-            <m:r>
-              <m:t>0</m:t>
-            </m:r>
-          </m:sub>
-        </m:sSub>
-      </m:oMath>
-      <w:r>
-        <w:t xml:space="preserve">. Esta casca se expande com a velocidade da luz.</w:t>
-      </w:r>
-    </w:p>
-    <w:bookmarkEnd w:id="19"/>
-    <w:bookmarkStart w:id="20" w:name="o-cone-de-luz-futuro"/>
+    <w:tbl>
+      <w:tblPr>
+        <w:tblStyle w:val="Table"/>
+        <w:tblLook w:firstRow="0" w:lastRow="0" w:firstColumn="0" w:lastColumn="0" w:noHBand="0" w:noVBand="0" w:val="0000"/>
+        <w:tblBorders>
+          <w:top w:val="single" w:sz="4" w:space="0" w:color="0758E5"/>
+          <w:left w:val="single" w:sz="24" w:space="0" w:color="0758E5"/>
+          <w:bottom w:val="single" w:sz="4" w:space="0" w:color="0758E5"/>
+          <w:right w:val="single" w:sz="4" w:space="0" w:color="0758E5"/>
+        </w:tblBorders>
+        <w:tblCellMar>
+          <w:left w:w="144" w:type="dxa"/>
+          <w:right w:w="144" w:type="dxa"/>
+        </w:tblCellMar>
+        <w:tblLook w:firstRow="0" w:lastRow="0" w:firstColumn="0" w:lastColumn="0" w:noHBand="0" w:noVBand="0" w:val="0000"/>
+      </w:tblPr>
+      <w:tr>
+        <w:trPr>
+          <w:cantSplit/>
+        </w:trPr>
+        <w:tc>
+          <w:tcPr>
+            <w:shd w:color="auto" w:fill="dae6fb" w:val="clear"/>
+            <w:tcMar>
+              <w:top w:w="92" w:type="dxa"/>
+              <w:bottom w:w="92" w:type="dxa"/>
+            </w:tcMar>
+          </w:tcPr>
+          <w:p>
+            <w:pPr>
+              <w:pStyle w:val="BodyText"/>
+            </w:pPr>
+            <w:pPr>
+              <w:spacing w:before="0" w:after="0"/>
+              <w:textAlignment w:val="center"/>
+            </w:pPr>
+            <w:r>
+              <w:drawing>
+                <wp:inline>
+                  <wp:extent cx="152400" cy="152400"/>
+                  <wp:effectExtent b="0" l="0" r="0" t="0"/>
+                  <wp:docPr descr="" title="" id="28" name="Picture"/>
+                  <a:graphic>
+                    <a:graphicData uri="http://schemas.openxmlformats.org/drawingml/2006/picture">
+                      <pic:pic>
+                        <pic:nvPicPr>
+                          <pic:cNvPr descr="/opt/quarto/share/formats/docx/note.png" id="29" name="Picture"/>
+                          <pic:cNvPicPr>
+                            <a:picLocks noChangeArrowheads="1" noChangeAspect="1"/>
+                          </pic:cNvPicPr>
+                        </pic:nvPicPr>
+                        <pic:blipFill>
+                          <a:blip r:embed="rId11"/>
+                          <a:stretch>
+                            <a:fillRect/>
+                          </a:stretch>
+                        </pic:blipFill>
+                        <pic:spPr bwMode="auto">
+                          <a:xfrm>
+                            <a:off x="0" y="0"/>
+                            <a:ext cx="152400" cy="152400"/>
+                          </a:xfrm>
+                          <a:prstGeom prst="rect">
+                            <a:avLst/>
+                          </a:prstGeom>
+                          <a:noFill/>
+                          <a:ln w="9525">
+                            <a:noFill/>
+                            <a:headEnd/>
+                            <a:tailEnd/>
+                          </a:ln>
+                        </pic:spPr>
+                      </pic:pic>
+                    </a:graphicData>
+                  </a:graphic>
+                </wp:inline>
+              </w:drawing>
+            </w:r>
+            <w:r>
+              <w:t xml:space="preserve"> </w:t>
+            </w:r>
+            <w:r>
+              <w:t xml:space="preserve"> </w:t>
+            </w:r>
+            <w:r>
+              <w:t xml:space="preserve">Note</w:t>
+            </w:r>
+          </w:p>
+        </w:tc>
+      </w:tr>
+      <w:tr>
+        <w:trPr>
+          <w:cantSplit/>
+        </w:trPr>
+        <w:tc>
+          <w:tcPr>
+            <w:tcMar>
+              <w:top w:w="108" w:type="dxa"/>
+              <w:bottom w:w="108" w:type="dxa"/>
+            </w:tcMar>
+          </w:tcPr>
+          <w:p>
+            <w:pPr>
+              <w:pStyle w:val="BodyText"/>
+            </w:pPr>
+            <w:pPr>
+              <w:spacing w:before="16" w:after="16"/>
+            </w:pPr>
+            <w:r>
+              <w:t xml:space="preserve">Para tempos futuros (</w:t>
+            </w:r>
+            <m:oMath>
+              <m:r>
+                <m:t>t</m:t>
+              </m:r>
+              <m:r>
+                <m:rPr>
+                  <m:sty m:val="p"/>
+                </m:rPr>
+                <m:t>&gt;</m:t>
+              </m:r>
+              <m:sSub>
+                <m:e>
+                  <m:r>
+                    <m:t>t</m:t>
+                  </m:r>
+                </m:e>
+                <m:sub>
+                  <m:r>
+                    <m:t>0</m:t>
+                  </m:r>
+                </m:sub>
+              </m:sSub>
+            </m:oMath>
+            <w:r>
+              <w:t xml:space="preserve">), o propagador é não nulo apenas sobre a</w:t>
+            </w:r>
+            <w:r>
+              <w:t xml:space="preserve"> </w:t>
+            </w:r>
+            <w:r>
+              <w:rPr>
+                <w:b/>
+                <w:bCs/>
+              </w:rPr>
+              <w:t xml:space="preserve">casca esférica</w:t>
+            </w:r>
+            <w:r>
+              <w:t xml:space="preserve"> </w:t>
+            </w:r>
+            <w:r>
+              <w:t xml:space="preserve">de raio</w:t>
+            </w:r>
+            <w:r>
+              <w:t xml:space="preserve"> </w:t>
+            </w:r>
+            <m:oMath>
+              <m:r>
+                <m:t>c</m:t>
+              </m:r>
+              <m:r>
+                <m:rPr>
+                  <m:sty m:val="p"/>
+                </m:rPr>
+                <m:t>(</m:t>
+              </m:r>
+              <m:r>
+                <m:t>t</m:t>
+              </m:r>
+              <m:r>
+                <m:rPr>
+                  <m:sty m:val="p"/>
+                </m:rPr>
+                <m:t>−</m:t>
+              </m:r>
+              <m:sSub>
+                <m:e>
+                  <m:r>
+                    <m:t>t</m:t>
+                  </m:r>
+                </m:e>
+                <m:sub>
+                  <m:r>
+                    <m:t>0</m:t>
+                  </m:r>
+                </m:sub>
+              </m:sSub>
+              <m:r>
+                <m:rPr>
+                  <m:sty m:val="p"/>
+                </m:rPr>
+                <m:t>)</m:t>
+              </m:r>
+            </m:oMath>
+            <w:r>
+              <w:t xml:space="preserve"> </w:t>
+            </w:r>
+            <w:r>
+              <w:t xml:space="preserve">centrada em</w:t>
+            </w:r>
+            <w:r>
+              <w:t xml:space="preserve"> </w:t>
+            </w:r>
+            <m:oMath>
+              <m:sSub>
+                <m:e>
+                  <m:r>
+                    <m:rPr>
+                      <m:sty m:val="b"/>
+                    </m:rPr>
+                    <m:t>x</m:t>
+                  </m:r>
+                </m:e>
+                <m:sub>
+                  <m:r>
+                    <m:t>0</m:t>
+                  </m:r>
+                </m:sub>
+              </m:sSub>
+            </m:oMath>
+            <w:r>
+              <w:t xml:space="preserve">. Esta casca se expande com a velocidade da luz.</w:t>
+            </w:r>
+          </w:p>
+          <w:p/>
+        </w:tc>
+      </w:tr>
+    </w:tbl>
+    <w:bookmarkEnd w:id="30"/>
+    <w:bookmarkStart w:id="34" w:name="o-cone-de-luz-futuro"/>
     <w:p>
       <w:pPr>
         <w:pStyle w:val="Heading2"/>
@@ -5706,17 +6132,125 @@
         <w:t xml:space="preserve">só pode afetar pontos que estão em seu cone de luz futuro.</w:t>
       </w:r>
     </w:p>
-    <w:p>
-      <w:pPr>
-        <w:pStyle w:val="BodyText"/>
-      </w:pPr>
-      <w:r>
-        <w:t xml:space="preserve">A equação de onda admite soluções com propagação na velocidade da luz, que é a velocidade máxima de propagação de informação na teoria da relatividade restrita. A existência de um propagador com suporte no cone de luz é uma manifestação da causalidade na teoria de campos.</w:t>
-      </w:r>
-    </w:p>
-    <w:bookmarkEnd w:id="20"/>
-    <w:bookmarkEnd w:id="21"/>
-    <w:bookmarkStart w:id="25" w:name="generalização-para-fontes-estendidas"/>
+    <w:tbl>
+      <w:tblPr>
+        <w:tblStyle w:val="Table"/>
+        <w:tblLook w:firstRow="0" w:lastRow="0" w:firstColumn="0" w:lastColumn="0" w:noHBand="0" w:noVBand="0" w:val="0000"/>
+        <w:tblBorders>
+          <w:top w:val="single" w:sz="4" w:space="0" w:color="EB9113"/>
+          <w:left w:val="single" w:sz="24" w:space="0" w:color="EB9113"/>
+          <w:bottom w:val="single" w:sz="4" w:space="0" w:color="EB9113"/>
+          <w:right w:val="single" w:sz="4" w:space="0" w:color="EB9113"/>
+        </w:tblBorders>
+        <w:tblCellMar>
+          <w:left w:w="144" w:type="dxa"/>
+          <w:right w:w="144" w:type="dxa"/>
+        </w:tblCellMar>
+        <w:tblLook w:firstRow="0" w:lastRow="0" w:firstColumn="0" w:lastColumn="0" w:noHBand="0" w:noVBand="0" w:val="0000"/>
+      </w:tblPr>
+      <w:tr>
+        <w:trPr>
+          <w:cantSplit/>
+        </w:trPr>
+        <w:tc>
+          <w:tcPr>
+            <w:shd w:color="auto" w:fill="fcefdc" w:val="clear"/>
+            <w:tcMar>
+              <w:top w:w="92" w:type="dxa"/>
+              <w:bottom w:w="92" w:type="dxa"/>
+            </w:tcMar>
+          </w:tcPr>
+          <w:p>
+            <w:pPr>
+              <w:pStyle w:val="BodyText"/>
+            </w:pPr>
+            <w:pPr>
+              <w:spacing w:before="0" w:after="0"/>
+              <w:textAlignment w:val="center"/>
+            </w:pPr>
+            <w:r>
+              <w:drawing>
+                <wp:inline>
+                  <wp:extent cx="152400" cy="152400"/>
+                  <wp:effectExtent b="0" l="0" r="0" t="0"/>
+                  <wp:docPr descr="" title="" id="32" name="Picture"/>
+                  <a:graphic>
+                    <a:graphicData uri="http://schemas.openxmlformats.org/drawingml/2006/picture">
+                      <pic:pic>
+                        <pic:nvPicPr>
+                          <pic:cNvPr descr="/opt/quarto/share/formats/docx/warning.png" id="33" name="Picture"/>
+                          <pic:cNvPicPr>
+                            <a:picLocks noChangeArrowheads="1" noChangeAspect="1"/>
+                          </pic:cNvPicPr>
+                        </pic:nvPicPr>
+                        <pic:blipFill>
+                          <a:blip r:embed="rId31"/>
+                          <a:stretch>
+                            <a:fillRect/>
+                          </a:stretch>
+                        </pic:blipFill>
+                        <pic:spPr bwMode="auto">
+                          <a:xfrm>
+                            <a:off x="0" y="0"/>
+                            <a:ext cx="152400" cy="152400"/>
+                          </a:xfrm>
+                          <a:prstGeom prst="rect">
+                            <a:avLst/>
+                          </a:prstGeom>
+                          <a:noFill/>
+                          <a:ln w="9525">
+                            <a:noFill/>
+                            <a:headEnd/>
+                            <a:tailEnd/>
+                          </a:ln>
+                        </pic:spPr>
+                      </pic:pic>
+                    </a:graphicData>
+                  </a:graphic>
+                </wp:inline>
+              </w:drawing>
+            </w:r>
+            <w:r>
+              <w:t xml:space="preserve"> </w:t>
+            </w:r>
+            <w:r>
+              <w:t xml:space="preserve"> </w:t>
+            </w:r>
+            <w:r>
+              <w:t xml:space="preserve">Warning</w:t>
+            </w:r>
+          </w:p>
+        </w:tc>
+      </w:tr>
+      <w:tr>
+        <w:trPr>
+          <w:cantSplit/>
+        </w:trPr>
+        <w:tc>
+          <w:tcPr>
+            <w:tcMar>
+              <w:top w:w="108" w:type="dxa"/>
+              <w:bottom w:w="108" w:type="dxa"/>
+            </w:tcMar>
+          </w:tcPr>
+          <w:p>
+            <w:pPr>
+              <w:pStyle w:val="BodyText"/>
+            </w:pPr>
+            <w:pPr>
+              <w:spacing w:before="16" w:after="16"/>
+            </w:pPr>
+            <w:r>
+              <w:t xml:space="preserve">A equação de onda admite soluções com propagação na velocidade da luz, que é a velocidade máxima de propagação de informação na teoria da relatividade restrita. A existência de um propagador com suporte no cone de luz é uma manifestação da causalidade na teoria de campos.</w:t>
+            </w:r>
+          </w:p>
+          <w:p/>
+        </w:tc>
+      </w:tr>
+    </w:tbl>
+    <w:bookmarkEnd w:id="34"/>
+    <w:bookmarkEnd w:id="35"/>
+    <w:bookmarkStart w:id="41" w:name="generalização-para-fontes-estendidas"/>
     <w:p>
       <w:pPr>
         <w:pStyle w:val="Heading1"/>
@@ -5725,7 +6259,7 @@
         <w:t xml:space="preserve">5. Generalização para Fontes Estendidas</w:t>
       </w:r>
     </w:p>
-    <w:bookmarkStart w:id="22" w:name="linhas-de-mundo"/>
+    <w:bookmarkStart w:id="36" w:name="linhas-de-mundo"/>
     <w:p>
       <w:pPr>
         <w:pStyle w:val="Heading2"/>
@@ -6055,8 +6589,8 @@
         </m:oMath>
       </m:oMathPara>
     </w:p>
-    <w:bookmarkEnd w:id="22"/>
-    <w:bookmarkStart w:id="23" w:name="potencial-de-uma-carga-em-movimento"/>
+    <w:bookmarkEnd w:id="36"/>
+    <w:bookmarkStart w:id="37" w:name="potencial-de-uma-carga-em-movimento"/>
     <w:p>
       <w:pPr>
         <w:pStyle w:val="Heading2"/>
@@ -6254,12 +6788,6 @@
               <m:sty m:val="p"/>
             </m:rPr>
             <m:t>=</m:t>
-          </m:r>
-          <m:r>
-            <m:rPr>
-              <m:sty m:val="p"/>
-            </m:rPr>
-            <m:t>−</m:t>
           </m:r>
           <m:f>
             <m:fPr>
@@ -6645,8 +7173,8 @@
         <w:t xml:space="preserve">.</w:t>
       </w:r>
     </w:p>
-    <w:bookmarkEnd w:id="23"/>
-    <w:bookmarkStart w:id="24" w:name="o-princípio-do-tempo-retardado"/>
+    <w:bookmarkEnd w:id="37"/>
+    <w:bookmarkStart w:id="40" w:name="o-princípio-do-tempo-retardado"/>
     <w:p>
       <w:pPr>
         <w:pStyle w:val="Heading2"/>
@@ -6984,17 +7512,125 @@
         <w:t xml:space="preserve">, não pela posição simultânea.</w:t>
       </w:r>
     </w:p>
-    <w:p>
-      <w:pPr>
-        <w:pStyle w:val="BodyText"/>
-      </w:pPr>
-      <w:r>
-        <w:t xml:space="preserve">Este é o princípio fundamental da eletrodinâmica clássica: o campo eletromagnético se propaga com a velocidade da luz. Uma carga em movimento não produz um campo instantâneo, mas um campo retardado.</w:t>
-      </w:r>
-    </w:p>
-    <w:bookmarkEnd w:id="24"/>
-    <w:bookmarkEnd w:id="25"/>
-    <w:bookmarkStart w:id="28" w:name="conexão-com-a-eletrostática"/>
+    <w:tbl>
+      <w:tblPr>
+        <w:tblStyle w:val="Table"/>
+        <w:tblLook w:firstRow="0" w:lastRow="0" w:firstColumn="0" w:lastColumn="0" w:noHBand="0" w:noVBand="0" w:val="0000"/>
+        <w:tblBorders>
+          <w:top w:val="single" w:sz="4" w:space="0" w:color="CC1914"/>
+          <w:left w:val="single" w:sz="24" w:space="0" w:color="CC1914"/>
+          <w:bottom w:val="single" w:sz="4" w:space="0" w:color="CC1914"/>
+          <w:right w:val="single" w:sz="4" w:space="0" w:color="CC1914"/>
+        </w:tblBorders>
+        <w:tblCellMar>
+          <w:left w:w="144" w:type="dxa"/>
+          <w:right w:w="144" w:type="dxa"/>
+        </w:tblCellMar>
+        <w:tblLook w:firstRow="0" w:lastRow="0" w:firstColumn="0" w:lastColumn="0" w:noHBand="0" w:noVBand="0" w:val="0000"/>
+      </w:tblPr>
+      <w:tr>
+        <w:trPr>
+          <w:cantSplit/>
+        </w:trPr>
+        <w:tc>
+          <w:tcPr>
+            <w:shd w:color="auto" w:fill="f7dddc" w:val="clear"/>
+            <w:tcMar>
+              <w:top w:w="92" w:type="dxa"/>
+              <w:bottom w:w="92" w:type="dxa"/>
+            </w:tcMar>
+          </w:tcPr>
+          <w:p>
+            <w:pPr>
+              <w:pStyle w:val="BodyText"/>
+            </w:pPr>
+            <w:pPr>
+              <w:spacing w:before="0" w:after="0"/>
+              <w:textAlignment w:val="center"/>
+            </w:pPr>
+            <w:r>
+              <w:drawing>
+                <wp:inline>
+                  <wp:extent cx="152400" cy="152400"/>
+                  <wp:effectExtent b="0" l="0" r="0" t="0"/>
+                  <wp:docPr descr="" title="" id="38" name="Picture"/>
+                  <a:graphic>
+                    <a:graphicData uri="http://schemas.openxmlformats.org/drawingml/2006/picture">
+                      <pic:pic>
+                        <pic:nvPicPr>
+                          <pic:cNvPr descr="/opt/quarto/share/formats/docx/important.png" id="39" name="Picture"/>
+                          <pic:cNvPicPr>
+                            <a:picLocks noChangeArrowheads="1" noChangeAspect="1"/>
+                          </pic:cNvPicPr>
+                        </pic:nvPicPr>
+                        <pic:blipFill>
+                          <a:blip r:embed="rId23"/>
+                          <a:stretch>
+                            <a:fillRect/>
+                          </a:stretch>
+                        </pic:blipFill>
+                        <pic:spPr bwMode="auto">
+                          <a:xfrm>
+                            <a:off x="0" y="0"/>
+                            <a:ext cx="152400" cy="152400"/>
+                          </a:xfrm>
+                          <a:prstGeom prst="rect">
+                            <a:avLst/>
+                          </a:prstGeom>
+                          <a:noFill/>
+                          <a:ln w="9525">
+                            <a:noFill/>
+                            <a:headEnd/>
+                            <a:tailEnd/>
+                          </a:ln>
+                        </pic:spPr>
+                      </pic:pic>
+                    </a:graphicData>
+                  </a:graphic>
+                </wp:inline>
+              </w:drawing>
+            </w:r>
+            <w:r>
+              <w:t xml:space="preserve"> </w:t>
+            </w:r>
+            <w:r>
+              <w:t xml:space="preserve"> </w:t>
+            </w:r>
+            <w:r>
+              <w:t xml:space="preserve">Important</w:t>
+            </w:r>
+          </w:p>
+        </w:tc>
+      </w:tr>
+      <w:tr>
+        <w:trPr>
+          <w:cantSplit/>
+        </w:trPr>
+        <w:tc>
+          <w:tcPr>
+            <w:tcMar>
+              <w:top w:w="108" w:type="dxa"/>
+              <w:bottom w:w="108" w:type="dxa"/>
+            </w:tcMar>
+          </w:tcPr>
+          <w:p>
+            <w:pPr>
+              <w:pStyle w:val="BodyText"/>
+            </w:pPr>
+            <w:pPr>
+              <w:spacing w:before="16" w:after="16"/>
+            </w:pPr>
+            <w:r>
+              <w:t xml:space="preserve">Este é o princípio fundamental da eletrodinâmica clássica: o campo eletromagnético se propaga com a velocidade da luz. Uma carga em movimento não produz um campo instantâneo, mas um campo retardado.</w:t>
+            </w:r>
+          </w:p>
+          <w:p/>
+        </w:tc>
+      </w:tr>
+    </w:tbl>
+    <w:bookmarkEnd w:id="40"/>
+    <w:bookmarkEnd w:id="41"/>
+    <w:bookmarkStart w:id="46" w:name="conexão-com-a-eletrostática"/>
     <w:p>
       <w:pPr>
         <w:pStyle w:val="Heading1"/>
@@ -7003,7 +7639,7 @@
         <w:t xml:space="preserve">6. Conexão com a Eletrostática</w:t>
       </w:r>
     </w:p>
-    <w:bookmarkStart w:id="26" w:name="o-limite-estático"/>
+    <w:bookmarkStart w:id="42" w:name="o-limite-estático"/>
     <w:p>
       <w:pPr>
         <w:pStyle w:val="Heading2"/>
@@ -7458,12 +8094,6 @@
             </m:rPr>
             <m:t>=</m:t>
           </m:r>
-          <m:r>
-            <m:rPr>
-              <m:sty m:val="p"/>
-            </m:rPr>
-            <m:t>−</m:t>
-          </m:r>
           <m:f>
             <m:fPr>
               <m:type m:val="bar"/>
@@ -7544,8 +8174,8 @@
         <w:t xml:space="preserve">que é exatamente o potencial eletrostático de Coulomb.</w:t>
       </w:r>
     </w:p>
-    <w:bookmarkEnd w:id="26"/>
-    <w:bookmarkStart w:id="27" w:name="a-ilusão-da-ação-instantânea"/>
+    <w:bookmarkEnd w:id="42"/>
+    <w:bookmarkStart w:id="45" w:name="a-ilusão-da-ação-instantânea"/>
     <w:p>
       <w:pPr>
         <w:pStyle w:val="Heading2"/>
@@ -7578,25 +8208,133 @@
         <w:t xml:space="preserve">de que a força é instantânea.</w:t>
       </w:r>
     </w:p>
+    <w:tbl>
+      <w:tblPr>
+        <w:tblStyle w:val="Table"/>
+        <w:tblLook w:firstRow="0" w:lastRow="0" w:firstColumn="0" w:lastColumn="0" w:noHBand="0" w:noVBand="0" w:val="0000"/>
+        <w:tblBorders>
+          <w:top w:val="single" w:sz="4" w:space="0" w:color="00A047"/>
+          <w:left w:val="single" w:sz="24" w:space="0" w:color="00A047"/>
+          <w:bottom w:val="single" w:sz="4" w:space="0" w:color="00A047"/>
+          <w:right w:val="single" w:sz="4" w:space="0" w:color="00A047"/>
+        </w:tblBorders>
+        <w:tblCellMar>
+          <w:left w:w="144" w:type="dxa"/>
+          <w:right w:w="144" w:type="dxa"/>
+        </w:tblCellMar>
+        <w:tblLook w:firstRow="0" w:lastRow="0" w:firstColumn="0" w:lastColumn="0" w:noHBand="0" w:noVBand="0" w:val="0000"/>
+      </w:tblPr>
+      <w:tr>
+        <w:trPr>
+          <w:cantSplit/>
+        </w:trPr>
+        <w:tc>
+          <w:tcPr>
+            <w:shd w:color="auto" w:fill="ccf1e3" w:val="clear"/>
+            <w:tcMar>
+              <w:top w:w="92" w:type="dxa"/>
+              <w:bottom w:w="92" w:type="dxa"/>
+            </w:tcMar>
+          </w:tcPr>
+          <w:p>
+            <w:pPr>
+              <w:pStyle w:val="BodyText"/>
+            </w:pPr>
+            <w:pPr>
+              <w:spacing w:before="0" w:after="0"/>
+              <w:textAlignment w:val="center"/>
+            </w:pPr>
+            <w:r>
+              <w:drawing>
+                <wp:inline>
+                  <wp:extent cx="152400" cy="152400"/>
+                  <wp:effectExtent b="0" l="0" r="0" t="0"/>
+                  <wp:docPr descr="" title="" id="43" name="Picture"/>
+                  <a:graphic>
+                    <a:graphicData uri="http://schemas.openxmlformats.org/drawingml/2006/picture">
+                      <pic:pic>
+                        <pic:nvPicPr>
+                          <pic:cNvPr descr="/opt/quarto/share/formats/docx/tip.png" id="44" name="Picture"/>
+                          <pic:cNvPicPr>
+                            <a:picLocks noChangeArrowheads="1" noChangeAspect="1"/>
+                          </pic:cNvPicPr>
+                        </pic:nvPicPr>
+                        <pic:blipFill>
+                          <a:blip r:embed="rId18"/>
+                          <a:stretch>
+                            <a:fillRect/>
+                          </a:stretch>
+                        </pic:blipFill>
+                        <pic:spPr bwMode="auto">
+                          <a:xfrm>
+                            <a:off x="0" y="0"/>
+                            <a:ext cx="152400" cy="152400"/>
+                          </a:xfrm>
+                          <a:prstGeom prst="rect">
+                            <a:avLst/>
+                          </a:prstGeom>
+                          <a:noFill/>
+                          <a:ln w="9525">
+                            <a:noFill/>
+                            <a:headEnd/>
+                            <a:tailEnd/>
+                          </a:ln>
+                        </pic:spPr>
+                      </pic:pic>
+                    </a:graphicData>
+                  </a:graphic>
+                </wp:inline>
+              </w:drawing>
+            </w:r>
+            <w:r>
+              <w:t xml:space="preserve"> </w:t>
+            </w:r>
+            <w:r>
+              <w:t xml:space="preserve"> </w:t>
+            </w:r>
+            <w:r>
+              <w:t xml:space="preserve">Tip</w:t>
+            </w:r>
+          </w:p>
+        </w:tc>
+      </w:tr>
+      <w:tr>
+        <w:trPr>
+          <w:cantSplit/>
+        </w:trPr>
+        <w:tc>
+          <w:tcPr>
+            <w:tcMar>
+              <w:top w:w="108" w:type="dxa"/>
+              <w:bottom w:w="108" w:type="dxa"/>
+            </w:tcMar>
+          </w:tcPr>
+          <w:p>
+            <w:pPr>
+              <w:pStyle w:val="BodyText"/>
+            </w:pPr>
+            <w:pPr>
+              <w:spacing w:before="16" w:after="16"/>
+            </w:pPr>
+            <w:r>
+              <w:t xml:space="preserve">A aparente ação instantânea na eletrostática é uma consequência do fato de que a fonte está em repouso. Se a partícula se move, o campo não é mais dado pelo potencial de Coulomb, e a dependência temporal do campo reflete a propagação com velocidade finita.</w:t>
+            </w:r>
+          </w:p>
+          <w:p/>
+        </w:tc>
+      </w:tr>
+    </w:tbl>
     <w:p>
       <w:pPr>
         <w:pStyle w:val="BodyText"/>
       </w:pPr>
       <w:r>
-        <w:t xml:space="preserve">A aparente ação instantânea na eletrostática é uma consequência do fato de que a fonte está em repouso. Se a partícula se move, o campo não é mais dado pelo potencial de Coulomb, e a dependência temporal do campo reflete a propagação com velocidade finita.</w:t>
-      </w:r>
-    </w:p>
-    <w:p>
-      <w:pPr>
-        <w:pStyle w:val="BodyText"/>
-      </w:pPr>
-      <w:r>
         <w:t xml:space="preserve">Este fenômeno é análogo ao que acontece com uma onda em um meio: quando a fonte está em repouso, o campo parece estático, mas na verdade é sustentado por uma onda que se propaga continuamente da fonte para o observador.</w:t>
       </w:r>
     </w:p>
-    <w:bookmarkEnd w:id="27"/>
-    <w:bookmarkEnd w:id="28"/>
-    <w:bookmarkStart w:id="36" w:name="visualização-do-propagador"/>
+    <w:bookmarkEnd w:id="45"/>
+    <w:bookmarkEnd w:id="46"/>
+    <w:bookmarkStart w:id="54" w:name="visualização-do-propagador"/>
     <w:p>
       <w:pPr>
         <w:pStyle w:val="Heading1"/>
@@ -9044,7 +9782,7 @@
       <w:tr>
         <w:tc>
           <w:tcPr/>
-          <w:bookmarkStart w:id="35" w:name="fig-propagator"/>
+          <w:bookmarkStart w:id="53" w:name="fig-propagator"/>
           <w:tbl>
             <w:tblPr>
               <w:tblStyle w:val="Table"/>
@@ -9058,7 +9796,7 @@
             <w:tr>
               <w:tc>
                 <w:tcPr/>
-                <w:bookmarkStart w:id="29" w:name="fig-propagator-1"/>
+                <w:bookmarkStart w:id="47" w:name="fig-propagator-1"/>
                 <w:p>
                   <w:pPr>
                     <w:pStyle w:val="SourceCode"/>
@@ -9086,7 +9824,7 @@
                     <w:t xml:space="preserve">(a) Propagação de uma perturbação a partir de uma fonte pontual. A casca esférica se expande com a velocidade da luz.</w:t>
                   </w:r>
                 </w:p>
-                <w:bookmarkEnd w:id="29"/>
+                <w:bookmarkEnd w:id="47"/>
               </w:tc>
             </w:tr>
           </w:tbl>
@@ -9103,31 +9841,31 @@
             <w:tr>
               <w:tc>
                 <w:tcPr/>
-                <w:bookmarkStart w:id="34" w:name="fig-propagator-2"/>
+                <w:bookmarkStart w:id="52" w:name="fig-propagator-2"/>
                 <w:p>
                   <w:pPr>
                     <w:pStyle w:val="Compact"/>
                     <w:jc w:val="center"/>
                     <w:jc w:val="center"/>
                   </w:pPr>
-                  <w:bookmarkStart w:id="33" w:name="fig-propagator-2"/>
+                  <w:bookmarkStart w:id="51" w:name="fig-propagator-2"/>
                   <w:r>
                     <w:drawing>
                       <wp:inline>
                         <wp:extent cx="5334000" cy="4215710"/>
                         <wp:effectExtent b="0" l="0" r="0" t="0"/>
-                        <wp:docPr descr="" title="" id="31" name="Picture"/>
+                        <wp:docPr descr="" title="" id="49" name="Picture"/>
                         <a:graphic>
                           <a:graphicData uri="http://schemas.openxmlformats.org/drawingml/2006/picture">
                             <pic:pic>
                               <pic:nvPicPr>
-                                <pic:cNvPr descr="scalar-propagators_files/figure-docx/fig-propagator-output-2.png" id="32" name="Picture"/>
+                                <pic:cNvPr descr="scalar-propagators_files/figure-docx/fig-propagator-output-2.png" id="50" name="Picture"/>
                                 <pic:cNvPicPr>
                                   <a:picLocks noChangeArrowheads="1" noChangeAspect="1"/>
                                 </pic:cNvPicPr>
                               </pic:nvPicPr>
                               <pic:blipFill>
-                                <a:blip r:embed="rId30"/>
+                                <a:blip r:embed="rId48"/>
                                 <a:stretch>
                                   <a:fillRect/>
                                 </a:stretch>
@@ -9153,7 +9891,7 @@
                       </wp:inline>
                     </w:drawing>
                   </w:r>
-                  <w:bookmarkEnd w:id="33"/>
+                  <w:bookmarkEnd w:id="51"/>
                 </w:p>
                 <w:p>
                   <w:pPr>
@@ -9169,7 +9907,7 @@
                     <w:t xml:space="preserve">(b)</w:t>
                   </w:r>
                 </w:p>
-                <w:bookmarkEnd w:id="34"/>
+                <w:bookmarkEnd w:id="52"/>
               </w:tc>
             </w:tr>
           </w:tbl>
@@ -9186,12 +9924,12 @@
               <w:t xml:space="preserve">Figure 1</w:t>
             </w:r>
           </w:p>
-          <w:bookmarkEnd w:id="35"/>
+          <w:bookmarkEnd w:id="53"/>
         </w:tc>
       </w:tr>
     </w:tbl>
-    <w:bookmarkEnd w:id="36"/>
-    <w:bookmarkStart w:id="37" w:name="resumo-dos-conceitos-chave"/>
+    <w:bookmarkEnd w:id="54"/>
+    <w:bookmarkStart w:id="55" w:name="resumo-dos-conceitos-chave"/>
     <w:p>
       <w:pPr>
         <w:pStyle w:val="Heading1"/>
@@ -9394,8 +10132,8 @@
         </w:tc>
       </w:tr>
     </w:tbl>
-    <w:bookmarkEnd w:id="37"/>
-    <w:bookmarkStart w:id="50" w:name="exercícios"/>
+    <w:bookmarkEnd w:id="55"/>
+    <w:bookmarkStart w:id="68" w:name="exercícios"/>
     <w:p>
       <w:pPr>
         <w:pStyle w:val="Heading1"/>
@@ -9404,7 +10142,7 @@
         <w:t xml:space="preserve">9. Exercícios</w:t>
       </w:r>
     </w:p>
-    <w:bookmarkStart w:id="38" w:name="exercício-1"/>
+    <w:bookmarkStart w:id="56" w:name="exercício-1"/>
     <w:p>
       <w:pPr>
         <w:pStyle w:val="Heading2"/>
@@ -9664,8 +10402,8 @@
         <w:t xml:space="preserve">.</w:t>
       </w:r>
     </w:p>
-    <w:bookmarkEnd w:id="38"/>
-    <w:bookmarkStart w:id="39" w:name="exercício-2-essencial"/>
+    <w:bookmarkEnd w:id="56"/>
+    <w:bookmarkStart w:id="57" w:name="exercício-2-essencial"/>
     <w:p>
       <w:pPr>
         <w:pStyle w:val="Heading2"/>
@@ -9733,12 +10471,6 @@
               <m:sty m:val="p"/>
             </m:rPr>
             <m:t>=</m:t>
-          </m:r>
-          <m:r>
-            <m:rPr>
-              <m:sty m:val="p"/>
-            </m:rPr>
-            <m:t>−</m:t>
           </m:r>
           <m:f>
             <m:fPr>
@@ -10069,8 +10801,8 @@
         <w:t xml:space="preserve">no espaço-tempo?</w:t>
       </w:r>
     </w:p>
-    <w:bookmarkEnd w:id="39"/>
-    <w:bookmarkStart w:id="40" w:name="exercício-3"/>
+    <w:bookmarkEnd w:id="57"/>
+    <w:bookmarkStart w:id="58" w:name="exercício-3"/>
     <w:p>
       <w:pPr>
         <w:pStyle w:val="Heading2"/>
@@ -10252,8 +10984,8 @@
         <w:t xml:space="preserve">, o potencial se reduz ao potencial de Coulomb.</w:t>
       </w:r>
     </w:p>
-    <w:bookmarkEnd w:id="40"/>
-    <w:bookmarkStart w:id="41" w:name="exercício-4"/>
+    <w:bookmarkEnd w:id="58"/>
+    <w:bookmarkStart w:id="59" w:name="exercício-4"/>
     <w:p>
       <w:pPr>
         <w:pStyle w:val="Heading2"/>
@@ -10365,8 +11097,8 @@
         <w:t xml:space="preserve">A força é instantânea? Justifique sua resposta.</w:t>
       </w:r>
     </w:p>
-    <w:bookmarkEnd w:id="41"/>
-    <w:bookmarkStart w:id="42" w:name="exercício-5"/>
+    <w:bookmarkEnd w:id="59"/>
+    <w:bookmarkStart w:id="60" w:name="exercício-5"/>
     <w:p>
       <w:pPr>
         <w:pStyle w:val="Heading2"/>
@@ -10543,8 +11275,8 @@
         </m:oMath>
       </m:oMathPara>
     </w:p>
-    <w:bookmarkEnd w:id="42"/>
-    <w:bookmarkStart w:id="43" w:name="exercício-6"/>
+    <w:bookmarkEnd w:id="60"/>
+    <w:bookmarkStart w:id="61" w:name="exercício-6"/>
     <w:p>
       <w:pPr>
         <w:pStyle w:val="Heading2"/>
@@ -10658,8 +11390,8 @@
         <w:t xml:space="preserve">Mostre que o potencial produzido tem componentes que dependem do tempo retardado.</w:t>
       </w:r>
     </w:p>
-    <w:bookmarkEnd w:id="43"/>
-    <w:bookmarkStart w:id="44" w:name="exercício-7-essencial"/>
+    <w:bookmarkEnd w:id="61"/>
+    <w:bookmarkStart w:id="62" w:name="exercício-7-essencial"/>
     <w:p>
       <w:pPr>
         <w:pStyle w:val="Heading2"/>
@@ -10686,8 +11418,8 @@
         <w:t xml:space="preserve">Explique por que o potencial de Coulomb parece implicar ação instantânea, mesmo sendo obtido a partir de um propagador causal.</w:t>
       </w:r>
     </w:p>
-    <w:bookmarkEnd w:id="44"/>
-    <w:bookmarkStart w:id="45" w:name="exercício-8"/>
+    <w:bookmarkEnd w:id="62"/>
+    <w:bookmarkStart w:id="63" w:name="exercício-8"/>
     <w:p>
       <w:pPr>
         <w:pStyle w:val="Heading2"/>
@@ -10754,12 +11486,6 @@
               <m:sty m:val="p"/>
             </m:rPr>
             <m:t>=</m:t>
-          </m:r>
-          <m:r>
-            <m:rPr>
-              <m:sty m:val="p"/>
-            </m:rPr>
-            <m:t>−</m:t>
           </m:r>
           <m:f>
             <m:fPr>
@@ -10937,8 +11663,8 @@
         <w:t xml:space="preserve">Por que ele não é usado como solução causal?</w:t>
       </w:r>
     </w:p>
-    <w:bookmarkEnd w:id="45"/>
-    <w:bookmarkStart w:id="46" w:name="exercício-9"/>
+    <w:bookmarkEnd w:id="63"/>
+    <w:bookmarkStart w:id="64" w:name="exercício-9"/>
     <w:p>
       <w:pPr>
         <w:pStyle w:val="Heading2"/>
@@ -10996,12 +11722,6 @@
               <m:sty m:val="p"/>
             </m:rPr>
             <m:t>=</m:t>
-          </m:r>
-          <m:r>
-            <m:rPr>
-              <m:sty m:val="p"/>
-            </m:rPr>
-            <m:t>−</m:t>
           </m:r>
           <m:f>
             <m:fPr>
@@ -11253,8 +11973,8 @@
         <w:t xml:space="preserve">.</w:t>
       </w:r>
     </w:p>
-    <w:bookmarkEnd w:id="46"/>
-    <w:bookmarkStart w:id="47" w:name="exercício-10"/>
+    <w:bookmarkEnd w:id="64"/>
+    <w:bookmarkStart w:id="65" w:name="exercício-10"/>
     <w:p>
       <w:pPr>
         <w:pStyle w:val="Heading2"/>
@@ -11296,8 +12016,8 @@
         <w:t xml:space="preserve">Como o tempo retardado se relaciona com a causalidade?</w:t>
       </w:r>
     </w:p>
-    <w:bookmarkEnd w:id="47"/>
-    <w:bookmarkStart w:id="48" w:name="exercício-11"/>
+    <w:bookmarkEnd w:id="65"/>
+    <w:bookmarkStart w:id="66" w:name="exercício-11"/>
     <w:p>
       <w:pPr>
         <w:pStyle w:val="Heading2"/>
@@ -11391,8 +12111,8 @@
         <w:t xml:space="preserve">Qual é a interpretação física da integral?</w:t>
       </w:r>
     </w:p>
-    <w:bookmarkEnd w:id="48"/>
-    <w:bookmarkStart w:id="49" w:name="exercício-12"/>
+    <w:bookmarkEnd w:id="66"/>
+    <w:bookmarkStart w:id="67" w:name="exercício-12"/>
     <w:p>
       <w:pPr>
         <w:pStyle w:val="Heading2"/>
@@ -11590,8 +12310,8 @@
         <w:t xml:space="preserve">, e que isso leva ao potencial de Coulomb.</w:t>
       </w:r>
     </w:p>
-    <w:bookmarkEnd w:id="49"/>
-    <w:bookmarkEnd w:id="50"/>
+    <w:bookmarkEnd w:id="67"/>
+    <w:bookmarkEnd w:id="68"/>
     <w:sectPr>
       <w:footnotePr>
         <w:numRestart w:val="eachSect"/>

--- a/courses/mathematical-physics/scalar-propagators.docx
+++ b/courses/mathematical-physics/scalar-propagators.docx
@@ -10133,7 +10133,7 @@
       </w:tr>
     </w:tbl>
     <w:bookmarkEnd w:id="55"/>
-    <w:bookmarkStart w:id="68" w:name="exercícios"/>
+    <w:bookmarkStart w:id="62" w:name="exercícios"/>
     <w:p>
       <w:pPr>
         <w:pStyle w:val="Heading1"/>
@@ -10142,13 +10142,23 @@
         <w:t xml:space="preserve">9. Exercícios</w:t>
       </w:r>
     </w:p>
-    <w:bookmarkStart w:id="56" w:name="exercício-1"/>
+    <w:bookmarkStart w:id="56" w:name="Xfb868fc7aea873e00fa9a2f6fd1660258de7151"/>
     <w:p>
       <w:pPr>
         <w:pStyle w:val="Heading2"/>
       </w:pPr>
       <w:r>
-        <w:t xml:space="preserve">9.1 Exercício 1</w:t>
+        <w:t xml:space="preserve">9.1 Exercício 1: Ondas Planas e a Integral Angular</w:t>
+      </w:r>
+      <w:r>
+        <w:t xml:space="preserve"> </w:t>
+      </w:r>
+      <w:r>
+        <w:rPr>
+          <w:b/>
+          <w:bCs/>
+        </w:rPr>
+        <w:t xml:space="preserve">(Essencial)</w:t>
       </w:r>
     </w:p>
     <w:p>
@@ -10156,6 +10166,16 @@
         <w:pStyle w:val="FirstParagraph"/>
       </w:pPr>
       <w:r>
+        <w:rPr>
+          <w:b/>
+          <w:bCs/>
+        </w:rPr>
+        <w:t xml:space="preserve">a)</w:t>
+      </w:r>
+      <w:r>
+        <w:t xml:space="preserve"> </w:t>
+      </w:r>
+      <w:r>
         <w:t xml:space="preserve">Mostre que a solução da equação de onda homogênea</w:t>
       </w:r>
       <w:r>
@@ -10185,7 +10205,7 @@
         <w:t xml:space="preserve"> </w:t>
       </w:r>
       <w:r>
-        <w:t xml:space="preserve">pode ser escrita como uma superposição de ondas planas da forma</w:t>
+        <w:t xml:space="preserve">pode ser escrita como uma superposição de ondas planas</w:t>
       </w:r>
       <w:r>
         <w:t xml:space="preserve"> </w:t>
@@ -10301,18 +10321,7 @@
         </m:sSup>
       </m:oMath>
       <w:r>
-        <w:t xml:space="preserve">.</w:t>
-      </w:r>
-    </w:p>
-    <w:p>
-      <w:pPr>
-        <w:numPr>
-          <w:ilvl w:val="0"/>
-          <w:numId w:val="1002"/>
-        </w:numPr>
-      </w:pPr>
-      <w:r>
-        <w:t xml:space="preserve">Escreva a equação diferencial para</w:t>
+        <w:t xml:space="preserve">, escrevendo a equação diferencial para</w:t>
       </w:r>
       <w:r>
         <w:t xml:space="preserve"> </w:t>
@@ -10350,56 +10359,202 @@
         </m:r>
       </m:oMath>
       <w:r>
-        <w:t xml:space="preserve">.</w:t>
+        <w:t xml:space="preserve"> </w:t>
+      </w:r>
+      <w:r>
+        <w:t xml:space="preserve">e sua solução geral.</w:t>
       </w:r>
     </w:p>
     <w:p>
       <w:pPr>
-        <w:numPr>
-          <w:ilvl w:val="0"/>
-          <w:numId w:val="1002"/>
-        </w:numPr>
-      </w:pPr>
-      <w:r>
-        <w:t xml:space="preserve">Determine a solução geral para</w:t>
+        <w:pStyle w:val="BodyText"/>
+      </w:pPr>
+      <w:r>
+        <w:rPr>
+          <w:b/>
+          <w:bCs/>
+        </w:rPr>
+        <w:t xml:space="preserve">b)</w:t>
       </w:r>
       <w:r>
         <w:t xml:space="preserve"> </w:t>
       </w:r>
-      <m:oMath>
-        <m:sSub>
-          <m:e>
-            <m:r>
-              <m:t>f</m:t>
-            </m:r>
-          </m:e>
-          <m:sub>
-            <m:r>
-              <m:rPr>
-                <m:sty m:val="b"/>
-              </m:rPr>
-              <m:t>k</m:t>
-            </m:r>
-          </m:sub>
-        </m:sSub>
-        <m:r>
-          <m:rPr>
-            <m:sty m:val="p"/>
-          </m:rPr>
-          <m:t>(</m:t>
-        </m:r>
-        <m:r>
-          <m:t>t</m:t>
-        </m:r>
-        <m:r>
-          <m:rPr>
-            <m:sty m:val="p"/>
-          </m:rPr>
-          <m:t>)</m:t>
-        </m:r>
-      </m:oMath>
-      <w:r>
-        <w:t xml:space="preserve">.</w:t>
+      <w:r>
+        <w:t xml:space="preserve">Demonstre a integral angular</w:t>
+      </w:r>
+    </w:p>
+    <w:p>
+      <w:pPr>
+        <w:pStyle w:val="BodyText"/>
+      </w:pPr>
+      <m:oMathPara>
+        <m:oMathParaPr>
+          <m:jc m:val="center"/>
+        </m:oMathParaPr>
+        <m:oMath>
+          <m:nary>
+            <m:naryPr>
+              <m:chr m:val="∫"/>
+              <m:limLoc m:val="subSup"/>
+              <m:subHide m:val="off"/>
+              <m:supHide m:val="off"/>
+            </m:naryPr>
+            <m:sub>
+              <m:r>
+                <m:t>0</m:t>
+              </m:r>
+            </m:sub>
+            <m:sup>
+              <m:r>
+                <m:t>2</m:t>
+              </m:r>
+              <m:r>
+                <m:t>π</m:t>
+              </m:r>
+            </m:sup>
+            <m:e>
+              <m:r>
+                <m:t>d</m:t>
+              </m:r>
+            </m:e>
+          </m:nary>
+          <m:r>
+            <m:t>ϕ</m:t>
+          </m:r>
+          <m:nary>
+            <m:naryPr>
+              <m:chr m:val="∫"/>
+              <m:limLoc m:val="subSup"/>
+              <m:subHide m:val="off"/>
+              <m:supHide m:val="off"/>
+            </m:naryPr>
+            <m:sub>
+              <m:r>
+                <m:t>0</m:t>
+              </m:r>
+            </m:sub>
+            <m:sup>
+              <m:r>
+                <m:t>π</m:t>
+              </m:r>
+            </m:sup>
+            <m:e>
+              <m:r>
+                <m:rPr>
+                  <m:sty m:val="p"/>
+                </m:rPr>
+                <m:t>sin</m:t>
+              </m:r>
+            </m:e>
+          </m:nary>
+          <m:r>
+            <m:t>θ</m:t>
+          </m:r>
+          <m:r>
+            <m:t> </m:t>
+          </m:r>
+          <m:r>
+            <m:t>d</m:t>
+          </m:r>
+          <m:r>
+            <m:t>θ</m:t>
+          </m:r>
+          <m:r>
+            <m:t> </m:t>
+          </m:r>
+          <m:sSup>
+            <m:e>
+              <m:r>
+                <m:t>e</m:t>
+              </m:r>
+            </m:e>
+            <m:sup>
+              <m:r>
+                <m:t>i</m:t>
+              </m:r>
+              <m:r>
+                <m:t>k</m:t>
+              </m:r>
+              <m:r>
+                <m:t>r</m:t>
+              </m:r>
+              <m:r>
+                <m:rPr>
+                  <m:sty m:val="p"/>
+                </m:rPr>
+                <m:t>cos</m:t>
+              </m:r>
+              <m:r>
+                <m:t>θ</m:t>
+              </m:r>
+            </m:sup>
+          </m:sSup>
+          <m:r>
+            <m:rPr>
+              <m:sty m:val="p"/>
+            </m:rPr>
+            <m:t>=</m:t>
+          </m:r>
+          <m:r>
+            <m:t>4</m:t>
+          </m:r>
+          <m:r>
+            <m:t>π</m:t>
+          </m:r>
+          <m:f>
+            <m:fPr>
+              <m:type m:val="bar"/>
+            </m:fPr>
+            <m:num>
+              <m:r>
+                <m:rPr>
+                  <m:sty m:val="p"/>
+                </m:rPr>
+                <m:t>sin</m:t>
+              </m:r>
+              <m:r>
+                <m:rPr>
+                  <m:sty m:val="p"/>
+                </m:rPr>
+                <m:t>(</m:t>
+              </m:r>
+              <m:r>
+                <m:t>k</m:t>
+              </m:r>
+              <m:r>
+                <m:t>r</m:t>
+              </m:r>
+              <m:r>
+                <m:rPr>
+                  <m:sty m:val="p"/>
+                </m:rPr>
+                <m:t>)</m:t>
+              </m:r>
+            </m:num>
+            <m:den>
+              <m:r>
+                <m:t>k</m:t>
+              </m:r>
+              <m:r>
+                <m:t>r</m:t>
+              </m:r>
+            </m:den>
+          </m:f>
+          <m:r>
+            <m:rPr>
+              <m:sty m:val="p"/>
+            </m:rPr>
+            <m:t>,</m:t>
+          </m:r>
+        </m:oMath>
+      </m:oMathPara>
+    </w:p>
+    <w:p>
+      <w:pPr>
+        <w:pStyle w:val="FirstParagraph"/>
+      </w:pPr>
+      <w:r>
+        <w:t xml:space="preserve">usada na construção do propagador.</w:t>
       </w:r>
     </w:p>
     <w:bookmarkEnd w:id="56"/>
@@ -10623,16 +10778,29 @@
               </m:r>
             </m:e>
           </m:d>
+          <m:r>
+            <m:rPr>
+              <m:sty m:val="p"/>
+            </m:rPr>
+            <m:t>.</m:t>
+          </m:r>
         </m:oMath>
       </m:oMathPara>
     </w:p>
     <w:p>
       <w:pPr>
-        <w:numPr>
-          <w:ilvl w:val="0"/>
-          <w:numId w:val="1003"/>
-        </w:numPr>
-      </w:pPr>
+        <w:pStyle w:val="FirstParagraph"/>
+      </w:pPr>
+      <w:r>
+        <w:rPr>
+          <w:b/>
+          <w:bCs/>
+        </w:rPr>
+        <w:t xml:space="preserve">a)</w:t>
+      </w:r>
+      <w:r>
+        <w:t xml:space="preserve"> </w:t>
+      </w:r>
       <w:r>
         <w:t xml:space="preserve">Mostre que</w:t>
       </w:r>
@@ -10754,11 +10922,18 @@
     </w:p>
     <w:p>
       <w:pPr>
-        <w:numPr>
-          <w:ilvl w:val="0"/>
-          <w:numId w:val="1003"/>
-        </w:numPr>
-      </w:pPr>
+        <w:pStyle w:val="BodyText"/>
+      </w:pPr>
+      <w:r>
+        <w:rPr>
+          <w:b/>
+          <w:bCs/>
+        </w:rPr>
+        <w:t xml:space="preserve">b)</w:t>
+      </w:r>
+      <w:r>
+        <w:t xml:space="preserve"> </w:t>
+      </w:r>
       <w:r>
         <w:t xml:space="preserve">Qual é o suporte de</w:t>
       </w:r>
@@ -10802,13 +10977,13 @@
       </w:r>
     </w:p>
     <w:bookmarkEnd w:id="57"/>
-    <w:bookmarkStart w:id="58" w:name="exercício-3"/>
+    <w:bookmarkStart w:id="58" w:name="X71d14018dfe5ec16a4b303fec827396d4da3fd2"/>
     <w:p>
       <w:pPr>
         <w:pStyle w:val="Heading2"/>
       </w:pPr>
       <w:r>
-        <w:t xml:space="preserve">9.3 Exercício 3</w:t>
+        <w:t xml:space="preserve">9.3 Exercício 3: Fonte com Velocidade Uniforme</w:t>
       </w:r>
     </w:p>
     <w:p>
@@ -10915,11 +11090,18 @@
     </w:p>
     <w:p>
       <w:pPr>
-        <w:numPr>
-          <w:ilvl w:val="0"/>
-          <w:numId w:val="1004"/>
-        </w:numPr>
-      </w:pPr>
+        <w:pStyle w:val="BodyText"/>
+      </w:pPr>
+      <w:r>
+        <w:rPr>
+          <w:b/>
+          <w:bCs/>
+        </w:rPr>
+        <w:t xml:space="preserve">a)</w:t>
+      </w:r>
+      <w:r>
+        <w:t xml:space="preserve"> </w:t>
+      </w:r>
       <w:r>
         <w:t xml:space="preserve">Calcule o potencial</w:t>
       </w:r>
@@ -10955,11 +11137,18 @@
     </w:p>
     <w:p>
       <w:pPr>
-        <w:numPr>
-          <w:ilvl w:val="0"/>
-          <w:numId w:val="1004"/>
-        </w:numPr>
-      </w:pPr>
+        <w:pStyle w:val="BodyText"/>
+      </w:pPr>
+      <w:r>
+        <w:rPr>
+          <w:b/>
+          <w:bCs/>
+        </w:rPr>
+        <w:t xml:space="preserve">b)</w:t>
+      </w:r>
+      <w:r>
+        <w:t xml:space="preserve"> </w:t>
+      </w:r>
       <w:r>
         <w:t xml:space="preserve">Mostre que, no limite</w:t>
       </w:r>
@@ -10985,13 +11174,678 @@
       </w:r>
     </w:p>
     <w:bookmarkEnd w:id="58"/>
-    <w:bookmarkStart w:id="59" w:name="exercício-4"/>
+    <w:bookmarkStart w:id="59" w:name="exercício-4-o-propagador-avançado"/>
     <w:p>
       <w:pPr>
         <w:pStyle w:val="Heading2"/>
       </w:pPr>
       <w:r>
-        <w:t xml:space="preserve">9.4 Exercício 4</w:t>
+        <w:t xml:space="preserve">9.4 Exercício 4: O Propagador Avançado</w:t>
+      </w:r>
+    </w:p>
+    <w:p>
+      <w:pPr>
+        <w:pStyle w:val="FirstParagraph"/>
+      </w:pPr>
+      <w:r>
+        <w:t xml:space="preserve">Considere o propagador avançado, definido por</w:t>
+      </w:r>
+    </w:p>
+    <w:p>
+      <w:pPr>
+        <w:pStyle w:val="BodyText"/>
+      </w:pPr>
+      <m:oMathPara>
+        <m:oMathParaPr>
+          <m:jc m:val="center"/>
+        </m:oMathParaPr>
+        <m:oMath>
+          <m:sSubSup>
+            <m:e>
+              <m:r>
+                <m:t>ϕ</m:t>
+              </m:r>
+            </m:e>
+            <m:sub>
+              <m:r>
+                <m:t>J</m:t>
+              </m:r>
+            </m:sub>
+            <m:sup>
+              <m:r>
+                <m:rPr>
+                  <m:nor/>
+                  <m:sty m:val="p"/>
+                </m:rPr>
+                <m:t>adv</m:t>
+              </m:r>
+            </m:sup>
+          </m:sSubSup>
+          <m:r>
+            <m:rPr>
+              <m:sty m:val="p"/>
+            </m:rPr>
+            <m:t>(</m:t>
+          </m:r>
+          <m:r>
+            <m:t>x</m:t>
+          </m:r>
+          <m:r>
+            <m:rPr>
+              <m:sty m:val="p"/>
+            </m:rPr>
+            <m:t>)</m:t>
+          </m:r>
+          <m:r>
+            <m:rPr>
+              <m:sty m:val="p"/>
+            </m:rPr>
+            <m:t>=</m:t>
+          </m:r>
+          <m:f>
+            <m:fPr>
+              <m:type m:val="bar"/>
+            </m:fPr>
+            <m:num>
+              <m:r>
+                <m:t>1</m:t>
+              </m:r>
+            </m:num>
+            <m:den>
+              <m:r>
+                <m:t>4</m:t>
+              </m:r>
+              <m:r>
+                <m:t>π</m:t>
+              </m:r>
+              <m:r>
+                <m:rPr>
+                  <m:sty m:val="p"/>
+                </m:rPr>
+                <m:t>|</m:t>
+              </m:r>
+              <m:r>
+                <m:rPr>
+                  <m:sty m:val="b"/>
+                </m:rPr>
+                <m:t>x</m:t>
+              </m:r>
+              <m:r>
+                <m:rPr>
+                  <m:sty m:val="p"/>
+                </m:rPr>
+                <m:t>−</m:t>
+              </m:r>
+              <m:sSub>
+                <m:e>
+                  <m:r>
+                    <m:rPr>
+                      <m:sty m:val="b"/>
+                    </m:rPr>
+                    <m:t>x</m:t>
+                  </m:r>
+                </m:e>
+                <m:sub>
+                  <m:r>
+                    <m:t>0</m:t>
+                  </m:r>
+                </m:sub>
+              </m:sSub>
+              <m:r>
+                <m:rPr>
+                  <m:sty m:val="p"/>
+                </m:rPr>
+                <m:t>|</m:t>
+              </m:r>
+            </m:den>
+          </m:f>
+          <m:r>
+            <m:t>δ</m:t>
+          </m:r>
+          <m:d>
+            <m:dPr>
+              <m:begChr m:val="("/>
+              <m:sepChr m:val=""/>
+              <m:endChr m:val=")"/>
+              <m:grow/>
+            </m:dPr>
+            <m:e>
+              <m:r>
+                <m:t>c</m:t>
+              </m:r>
+              <m:r>
+                <m:rPr>
+                  <m:sty m:val="p"/>
+                </m:rPr>
+                <m:t>(</m:t>
+              </m:r>
+              <m:r>
+                <m:t>t</m:t>
+              </m:r>
+              <m:r>
+                <m:rPr>
+                  <m:sty m:val="p"/>
+                </m:rPr>
+                <m:t>−</m:t>
+              </m:r>
+              <m:sSub>
+                <m:e>
+                  <m:r>
+                    <m:t>t</m:t>
+                  </m:r>
+                </m:e>
+                <m:sub>
+                  <m:r>
+                    <m:t>0</m:t>
+                  </m:r>
+                </m:sub>
+              </m:sSub>
+              <m:r>
+                <m:rPr>
+                  <m:sty m:val="p"/>
+                </m:rPr>
+                <m:t>)</m:t>
+              </m:r>
+              <m:r>
+                <m:rPr>
+                  <m:sty m:val="p"/>
+                </m:rPr>
+                <m:t>+</m:t>
+              </m:r>
+              <m:r>
+                <m:rPr>
+                  <m:sty m:val="p"/>
+                </m:rPr>
+                <m:t>|</m:t>
+              </m:r>
+              <m:r>
+                <m:rPr>
+                  <m:sty m:val="b"/>
+                </m:rPr>
+                <m:t>x</m:t>
+              </m:r>
+              <m:r>
+                <m:rPr>
+                  <m:sty m:val="p"/>
+                </m:rPr>
+                <m:t>−</m:t>
+              </m:r>
+              <m:sSub>
+                <m:e>
+                  <m:r>
+                    <m:rPr>
+                      <m:sty m:val="b"/>
+                    </m:rPr>
+                    <m:t>x</m:t>
+                  </m:r>
+                </m:e>
+                <m:sub>
+                  <m:r>
+                    <m:t>0</m:t>
+                  </m:r>
+                </m:sub>
+              </m:sSub>
+              <m:r>
+                <m:rPr>
+                  <m:sty m:val="p"/>
+                </m:rPr>
+                <m:t>|</m:t>
+              </m:r>
+            </m:e>
+          </m:d>
+          <m:r>
+            <m:rPr>
+              <m:sty m:val="p"/>
+            </m:rPr>
+            <m:t>.</m:t>
+          </m:r>
+        </m:oMath>
+      </m:oMathPara>
+    </w:p>
+    <w:p>
+      <w:pPr>
+        <w:pStyle w:val="FirstParagraph"/>
+      </w:pPr>
+      <w:r>
+        <w:rPr>
+          <w:b/>
+          <w:bCs/>
+        </w:rPr>
+        <w:t xml:space="preserve">a)</w:t>
+      </w:r>
+      <w:r>
+        <w:t xml:space="preserve"> </w:t>
+      </w:r>
+      <w:r>
+        <w:t xml:space="preserve">Qual é o suporte deste propagador?</w:t>
+      </w:r>
+    </w:p>
+    <w:p>
+      <w:pPr>
+        <w:pStyle w:val="BodyText"/>
+      </w:pPr>
+      <w:r>
+        <w:rPr>
+          <w:b/>
+          <w:bCs/>
+        </w:rPr>
+        <w:t xml:space="preserve">b)</w:t>
+      </w:r>
+      <w:r>
+        <w:t xml:space="preserve"> </w:t>
+      </w:r>
+      <w:r>
+        <w:t xml:space="preserve">Por que ele não é usado como solução causal, apesar de satisfazer a mesma equação diferencial que</w:t>
+      </w:r>
+      <w:r>
+        <w:t xml:space="preserve"> </w:t>
+      </w:r>
+      <m:oMath>
+        <m:sSub>
+          <m:e>
+            <m:r>
+              <m:t>ϕ</m:t>
+            </m:r>
+          </m:e>
+          <m:sub>
+            <m:r>
+              <m:t>J</m:t>
+            </m:r>
+          </m:sub>
+        </m:sSub>
+      </m:oMath>
+      <w:r>
+        <w:t xml:space="preserve">?</w:t>
+      </w:r>
+    </w:p>
+    <w:bookmarkEnd w:id="59"/>
+    <w:bookmarkStart w:id="60" w:name="Xb2e94715add98a5ef2ef71221ecf825a391798e"/>
+    <w:p>
+      <w:pPr>
+        <w:pStyle w:val="Heading2"/>
+      </w:pPr>
+      <w:r>
+        <w:t xml:space="preserve">9.5 Exercício 5: A Integral sobre a Linha de Mundo e o Limite Estático</w:t>
+      </w:r>
+      <w:r>
+        <w:t xml:space="preserve"> </w:t>
+      </w:r>
+      <w:r>
+        <w:rPr>
+          <w:b/>
+          <w:bCs/>
+        </w:rPr>
+        <w:t xml:space="preserve">(Essencial)</w:t>
+      </w:r>
+    </w:p>
+    <w:p>
+      <w:pPr>
+        <w:pStyle w:val="FirstParagraph"/>
+      </w:pPr>
+      <w:r>
+        <w:rPr>
+          <w:b/>
+          <w:bCs/>
+        </w:rPr>
+        <w:t xml:space="preserve">a)</w:t>
+      </w:r>
+      <w:r>
+        <w:t xml:space="preserve"> </w:t>
+      </w:r>
+      <w:r>
+        <w:t xml:space="preserve">Mostre que o propagador causal pode ser escrito como</w:t>
+      </w:r>
+    </w:p>
+    <w:p>
+      <w:pPr>
+        <w:pStyle w:val="BodyText"/>
+      </w:pPr>
+      <m:oMathPara>
+        <m:oMathParaPr>
+          <m:jc m:val="center"/>
+        </m:oMathParaPr>
+        <m:oMath>
+          <m:sSub>
+            <m:e>
+              <m:r>
+                <m:t>ϕ</m:t>
+              </m:r>
+            </m:e>
+            <m:sub>
+              <m:r>
+                <m:t>J</m:t>
+              </m:r>
+            </m:sub>
+          </m:sSub>
+          <m:r>
+            <m:rPr>
+              <m:sty m:val="p"/>
+            </m:rPr>
+            <m:t>(</m:t>
+          </m:r>
+          <m:r>
+            <m:t>x</m:t>
+          </m:r>
+          <m:r>
+            <m:rPr>
+              <m:sty m:val="p"/>
+            </m:rPr>
+            <m:t>)</m:t>
+          </m:r>
+          <m:r>
+            <m:rPr>
+              <m:sty m:val="p"/>
+            </m:rPr>
+            <m:t>=</m:t>
+          </m:r>
+          <m:f>
+            <m:fPr>
+              <m:type m:val="bar"/>
+            </m:fPr>
+            <m:num>
+              <m:r>
+                <m:t>1</m:t>
+              </m:r>
+            </m:num>
+            <m:den>
+              <m:r>
+                <m:t>4</m:t>
+              </m:r>
+              <m:r>
+                <m:t>π</m:t>
+              </m:r>
+            </m:den>
+          </m:f>
+          <m:nary>
+            <m:naryPr>
+              <m:chr m:val="∫"/>
+              <m:limLoc m:val="subSup"/>
+              <m:subHide m:val="off"/>
+              <m:supHide m:val="off"/>
+            </m:naryPr>
+            <m:sub>
+              <m:r>
+                <m:rPr>
+                  <m:sty m:val="p"/>
+                </m:rPr>
+                <m:t>−</m:t>
+              </m:r>
+              <m:r>
+                <m:rPr>
+                  <m:sty m:val="p"/>
+                </m:rPr>
+                <m:t>∞</m:t>
+              </m:r>
+            </m:sub>
+            <m:sup>
+              <m:r>
+                <m:rPr>
+                  <m:sty m:val="p"/>
+                </m:rPr>
+                <m:t>∞</m:t>
+              </m:r>
+            </m:sup>
+            <m:e>
+              <m:r>
+                <m:t>d</m:t>
+              </m:r>
+            </m:e>
+          </m:nary>
+          <m:r>
+            <m:t>τ</m:t>
+          </m:r>
+          <m:r>
+            <m:t> </m:t>
+          </m:r>
+          <m:f>
+            <m:fPr>
+              <m:type m:val="bar"/>
+            </m:fPr>
+            <m:num>
+              <m:r>
+                <m:t>δ</m:t>
+              </m:r>
+              <m:d>
+                <m:dPr>
+                  <m:begChr m:val="("/>
+                  <m:sepChr m:val=""/>
+                  <m:endChr m:val=")"/>
+                  <m:grow/>
+                </m:dPr>
+                <m:e>
+                  <m:r>
+                    <m:rPr>
+                      <m:sty m:val="p"/>
+                    </m:rPr>
+                    <m:t>Δ</m:t>
+                  </m:r>
+                  <m:sSup>
+                    <m:e>
+                      <m:r>
+                        <m:t>x</m:t>
+                      </m:r>
+                    </m:e>
+                    <m:sup>
+                      <m:r>
+                        <m:t>0</m:t>
+                      </m:r>
+                    </m:sup>
+                  </m:sSup>
+                  <m:r>
+                    <m:rPr>
+                      <m:sty m:val="p"/>
+                    </m:rPr>
+                    <m:t>(</m:t>
+                  </m:r>
+                  <m:r>
+                    <m:t>τ</m:t>
+                  </m:r>
+                  <m:r>
+                    <m:rPr>
+                      <m:sty m:val="p"/>
+                    </m:rPr>
+                    <m:t>)</m:t>
+                  </m:r>
+                  <m:r>
+                    <m:rPr>
+                      <m:sty m:val="p"/>
+                    </m:rPr>
+                    <m:t>−</m:t>
+                  </m:r>
+                  <m:r>
+                    <m:rPr>
+                      <m:sty m:val="p"/>
+                    </m:rPr>
+                    <m:t>|</m:t>
+                  </m:r>
+                  <m:r>
+                    <m:rPr>
+                      <m:sty m:val="p"/>
+                    </m:rPr>
+                    <m:t>Δ</m:t>
+                  </m:r>
+                  <m:r>
+                    <m:rPr>
+                      <m:sty m:val="b"/>
+                    </m:rPr>
+                    <m:t>x</m:t>
+                  </m:r>
+                  <m:r>
+                    <m:rPr>
+                      <m:sty m:val="p"/>
+                    </m:rPr>
+                    <m:t>(</m:t>
+                  </m:r>
+                  <m:r>
+                    <m:t>τ</m:t>
+                  </m:r>
+                  <m:r>
+                    <m:rPr>
+                      <m:sty m:val="p"/>
+                    </m:rPr>
+                    <m:t>)</m:t>
+                  </m:r>
+                  <m:r>
+                    <m:rPr>
+                      <m:sty m:val="p"/>
+                    </m:rPr>
+                    <m:t>|</m:t>
+                  </m:r>
+                </m:e>
+              </m:d>
+            </m:num>
+            <m:den>
+              <m:r>
+                <m:rPr>
+                  <m:sty m:val="p"/>
+                </m:rPr>
+                <m:t>|</m:t>
+              </m:r>
+              <m:r>
+                <m:rPr>
+                  <m:sty m:val="b"/>
+                </m:rPr>
+                <m:t>x</m:t>
+              </m:r>
+              <m:r>
+                <m:rPr>
+                  <m:sty m:val="p"/>
+                </m:rPr>
+                <m:t>−</m:t>
+              </m:r>
+              <m:r>
+                <m:rPr>
+                  <m:sty m:val="b"/>
+                </m:rPr>
+                <m:t>y</m:t>
+              </m:r>
+              <m:r>
+                <m:rPr>
+                  <m:sty m:val="p"/>
+                </m:rPr>
+                <m:t>(</m:t>
+              </m:r>
+              <m:r>
+                <m:t>τ</m:t>
+              </m:r>
+              <m:r>
+                <m:rPr>
+                  <m:sty m:val="p"/>
+                </m:rPr>
+                <m:t>)</m:t>
+              </m:r>
+              <m:r>
+                <m:rPr>
+                  <m:sty m:val="p"/>
+                </m:rPr>
+                <m:t>|</m:t>
+              </m:r>
+            </m:den>
+          </m:f>
+        </m:oMath>
+      </m:oMathPara>
+    </w:p>
+    <w:p>
+      <w:pPr>
+        <w:pStyle w:val="FirstParagraph"/>
+      </w:pPr>
+      <w:r>
+        <w:t xml:space="preserve">para uma linha de mundo</w:t>
+      </w:r>
+      <w:r>
+        <w:t xml:space="preserve"> </w:t>
+      </w:r>
+      <m:oMath>
+        <m:sSup>
+          <m:e>
+            <m:r>
+              <m:t>y</m:t>
+            </m:r>
+          </m:e>
+          <m:sup>
+            <m:r>
+              <m:t>μ</m:t>
+            </m:r>
+          </m:sup>
+        </m:sSup>
+        <m:r>
+          <m:rPr>
+            <m:sty m:val="p"/>
+          </m:rPr>
+          <m:t>(</m:t>
+        </m:r>
+        <m:r>
+          <m:t>τ</m:t>
+        </m:r>
+        <m:r>
+          <m:rPr>
+            <m:sty m:val="p"/>
+          </m:rPr>
+          <m:t>)</m:t>
+        </m:r>
+      </m:oMath>
+      <w:r>
+        <w:t xml:space="preserve">.</w:t>
+      </w:r>
+    </w:p>
+    <w:p>
+      <w:pPr>
+        <w:pStyle w:val="BodyText"/>
+      </w:pPr>
+      <w:r>
+        <w:rPr>
+          <w:b/>
+          <w:bCs/>
+        </w:rPr>
+        <w:t xml:space="preserve">b)</w:t>
+      </w:r>
+      <w:r>
+        <w:t xml:space="preserve"> </w:t>
+      </w:r>
+      <w:r>
+        <w:t xml:space="preserve">Para uma partícula em repouso, resolva a condição do cone de luz para</w:t>
+      </w:r>
+      <w:r>
+        <w:t xml:space="preserve"> </w:t>
+      </w:r>
+      <m:oMath>
+        <m:r>
+          <m:t>τ</m:t>
+        </m:r>
+      </m:oMath>
+      <w:r>
+        <w:t xml:space="preserve"> </w:t>
+      </w:r>
+      <w:r>
+        <w:t xml:space="preserve">e mostre que se recupera o potencial de Coulomb.</w:t>
+      </w:r>
+    </w:p>
+    <w:p>
+      <w:pPr>
+        <w:pStyle w:val="BodyText"/>
+      </w:pPr>
+      <w:r>
+        <w:rPr>
+          <w:b/>
+          <w:bCs/>
+        </w:rPr>
+        <w:t xml:space="preserve">c)</w:t>
+      </w:r>
+      <w:r>
+        <w:t xml:space="preserve"> </w:t>
+      </w:r>
+      <w:r>
+        <w:t xml:space="preserve">Explique por que o potencial de Coulomb parece implicar ação instantânea, mesmo sendo obtido a partir de um propagador causal.</w:t>
+      </w:r>
+    </w:p>
+    <w:bookmarkEnd w:id="60"/>
+    <w:bookmarkStart w:id="61" w:name="X680ff98d0d41fc57d7735735ced42d65b0270e6"/>
+    <w:p>
+      <w:pPr>
+        <w:pStyle w:val="Heading2"/>
+      </w:pPr>
+      <w:r>
+        <w:t xml:space="preserve">9.6 Exercício 6: Duas Cargas Estáticas e a Força Retardada</w:t>
       </w:r>
     </w:p>
     <w:p>
@@ -11077,1241 +11931,42 @@
     </w:p>
     <w:p>
       <w:pPr>
-        <w:numPr>
-          <w:ilvl w:val="0"/>
-          <w:numId w:val="1005"/>
-        </w:numPr>
-      </w:pPr>
+        <w:pStyle w:val="BodyText"/>
+      </w:pPr>
+      <w:r>
+        <w:rPr>
+          <w:b/>
+          <w:bCs/>
+        </w:rPr>
+        <w:t xml:space="preserve">a)</w:t>
+      </w:r>
+      <w:r>
+        <w:t xml:space="preserve"> </w:t>
+      </w:r>
       <w:r>
         <w:t xml:space="preserve">Calcule a força elétrica sobre a partícula 2 usando o potencial retardado.</w:t>
       </w:r>
     </w:p>
     <w:p>
       <w:pPr>
-        <w:numPr>
-          <w:ilvl w:val="0"/>
-          <w:numId w:val="1005"/>
-        </w:numPr>
-      </w:pPr>
+        <w:pStyle w:val="BodyText"/>
+      </w:pPr>
+      <w:r>
+        <w:rPr>
+          <w:b/>
+          <w:bCs/>
+        </w:rPr>
+        <w:t xml:space="preserve">b)</w:t>
+      </w:r>
+      <w:r>
+        <w:t xml:space="preserve"> </w:t>
+      </w:r>
       <w:r>
         <w:t xml:space="preserve">A força é instantânea? Justifique sua resposta.</w:t>
-      </w:r>
-    </w:p>
-    <w:bookmarkEnd w:id="59"/>
-    <w:bookmarkStart w:id="60" w:name="exercício-5"/>
-    <w:p>
-      <w:pPr>
-        <w:pStyle w:val="Heading2"/>
-      </w:pPr>
-      <w:r>
-        <w:t xml:space="preserve">9.5 Exercício 5</w:t>
-      </w:r>
-    </w:p>
-    <w:p>
-      <w:pPr>
-        <w:pStyle w:val="FirstParagraph"/>
-      </w:pPr>
-      <w:r>
-        <w:t xml:space="preserve">Demonstre que a integral angular utilizada no cálculo do propagador é:</w:t>
-      </w:r>
-    </w:p>
-    <w:p>
-      <w:pPr>
-        <w:pStyle w:val="BodyText"/>
-      </w:pPr>
-      <m:oMathPara>
-        <m:oMathParaPr>
-          <m:jc m:val="center"/>
-        </m:oMathParaPr>
-        <m:oMath>
-          <m:nary>
-            <m:naryPr>
-              <m:chr m:val="∫"/>
-              <m:limLoc m:val="subSup"/>
-              <m:subHide m:val="off"/>
-              <m:supHide m:val="off"/>
-            </m:naryPr>
-            <m:sub>
-              <m:r>
-                <m:t>0</m:t>
-              </m:r>
-            </m:sub>
-            <m:sup>
-              <m:r>
-                <m:t>2</m:t>
-              </m:r>
-              <m:r>
-                <m:t>π</m:t>
-              </m:r>
-            </m:sup>
-            <m:e>
-              <m:r>
-                <m:t>d</m:t>
-              </m:r>
-            </m:e>
-          </m:nary>
-          <m:r>
-            <m:t>ϕ</m:t>
-          </m:r>
-          <m:nary>
-            <m:naryPr>
-              <m:chr m:val="∫"/>
-              <m:limLoc m:val="subSup"/>
-              <m:subHide m:val="off"/>
-              <m:supHide m:val="off"/>
-            </m:naryPr>
-            <m:sub>
-              <m:r>
-                <m:t>0</m:t>
-              </m:r>
-            </m:sub>
-            <m:sup>
-              <m:r>
-                <m:t>π</m:t>
-              </m:r>
-            </m:sup>
-            <m:e>
-              <m:r>
-                <m:rPr>
-                  <m:sty m:val="p"/>
-                </m:rPr>
-                <m:t>sin</m:t>
-              </m:r>
-            </m:e>
-          </m:nary>
-          <m:r>
-            <m:t>θ</m:t>
-          </m:r>
-          <m:r>
-            <m:t> </m:t>
-          </m:r>
-          <m:r>
-            <m:t>d</m:t>
-          </m:r>
-          <m:r>
-            <m:t>θ</m:t>
-          </m:r>
-          <m:r>
-            <m:t> </m:t>
-          </m:r>
-          <m:sSup>
-            <m:e>
-              <m:r>
-                <m:t>e</m:t>
-              </m:r>
-            </m:e>
-            <m:sup>
-              <m:r>
-                <m:t>i</m:t>
-              </m:r>
-              <m:r>
-                <m:t>k</m:t>
-              </m:r>
-              <m:r>
-                <m:t>r</m:t>
-              </m:r>
-              <m:r>
-                <m:rPr>
-                  <m:sty m:val="p"/>
-                </m:rPr>
-                <m:t>cos</m:t>
-              </m:r>
-              <m:r>
-                <m:t>θ</m:t>
-              </m:r>
-            </m:sup>
-          </m:sSup>
-          <m:r>
-            <m:rPr>
-              <m:sty m:val="p"/>
-            </m:rPr>
-            <m:t>=</m:t>
-          </m:r>
-          <m:r>
-            <m:t>4</m:t>
-          </m:r>
-          <m:r>
-            <m:t>π</m:t>
-          </m:r>
-          <m:f>
-            <m:fPr>
-              <m:type m:val="bar"/>
-            </m:fPr>
-            <m:num>
-              <m:r>
-                <m:rPr>
-                  <m:sty m:val="p"/>
-                </m:rPr>
-                <m:t>sin</m:t>
-              </m:r>
-              <m:r>
-                <m:rPr>
-                  <m:sty m:val="p"/>
-                </m:rPr>
-                <m:t>(</m:t>
-              </m:r>
-              <m:r>
-                <m:t>k</m:t>
-              </m:r>
-              <m:r>
-                <m:t>r</m:t>
-              </m:r>
-              <m:r>
-                <m:rPr>
-                  <m:sty m:val="p"/>
-                </m:rPr>
-                <m:t>)</m:t>
-              </m:r>
-            </m:num>
-            <m:den>
-              <m:r>
-                <m:t>k</m:t>
-              </m:r>
-              <m:r>
-                <m:t>r</m:t>
-              </m:r>
-            </m:den>
-          </m:f>
-        </m:oMath>
-      </m:oMathPara>
-    </w:p>
-    <w:bookmarkEnd w:id="60"/>
-    <w:bookmarkStart w:id="61" w:name="exercício-6"/>
-    <w:p>
-      <w:pPr>
-        <w:pStyle w:val="Heading2"/>
-      </w:pPr>
-      <w:r>
-        <w:t xml:space="preserve">9.6 Exercício 6</w:t>
-      </w:r>
-    </w:p>
-    <w:p>
-      <w:pPr>
-        <w:pStyle w:val="FirstParagraph"/>
-      </w:pPr>
-      <w:r>
-        <w:t xml:space="preserve">Uma partícula carregada oscila harmonicamente:</w:t>
-      </w:r>
-      <w:r>
-        <w:t xml:space="preserve"> </w:t>
-      </w:r>
-      <m:oMath>
-        <m:r>
-          <m:rPr>
-            <m:sty m:val="b"/>
-          </m:rPr>
-          <m:t>y</m:t>
-        </m:r>
-        <m:r>
-          <m:rPr>
-            <m:sty m:val="p"/>
-          </m:rPr>
-          <m:t>(</m:t>
-        </m:r>
-        <m:r>
-          <m:t>t</m:t>
-        </m:r>
-        <m:r>
-          <m:rPr>
-            <m:sty m:val="p"/>
-          </m:rPr>
-          <m:t>)</m:t>
-        </m:r>
-        <m:r>
-          <m:rPr>
-            <m:sty m:val="p"/>
-          </m:rPr>
-          <m:t>=</m:t>
-        </m:r>
-        <m:r>
-          <m:t>A</m:t>
-        </m:r>
-        <m:r>
-          <m:rPr>
-            <m:sty m:val="p"/>
-          </m:rPr>
-          <m:t>cos</m:t>
-        </m:r>
-        <m:r>
-          <m:rPr>
-            <m:sty m:val="p"/>
-          </m:rPr>
-          <m:t>(</m:t>
-        </m:r>
-        <m:r>
-          <m:t>ω</m:t>
-        </m:r>
-        <m:r>
-          <m:t>t</m:t>
-        </m:r>
-        <m:r>
-          <m:rPr>
-            <m:sty m:val="p"/>
-          </m:rPr>
-          <m:t>)</m:t>
-        </m:r>
-        <m:acc>
-          <m:accPr>
-            <m:chr m:val="̂"/>
-          </m:accPr>
-          <m:e>
-            <m:r>
-              <m:rPr>
-                <m:sty m:val="b"/>
-              </m:rPr>
-              <m:t>z</m:t>
-            </m:r>
-          </m:e>
-        </m:acc>
-      </m:oMath>
-      <w:r>
-        <w:t xml:space="preserve">.</w:t>
-      </w:r>
-    </w:p>
-    <w:p>
-      <w:pPr>
-        <w:numPr>
-          <w:ilvl w:val="0"/>
-          <w:numId w:val="1006"/>
-        </w:numPr>
-      </w:pPr>
-      <w:r>
-        <w:t xml:space="preserve">Escreva a quadricorrente da partícula.</w:t>
-      </w:r>
-    </w:p>
-    <w:p>
-      <w:pPr>
-        <w:numPr>
-          <w:ilvl w:val="0"/>
-          <w:numId w:val="1006"/>
-        </w:numPr>
-      </w:pPr>
-      <w:r>
-        <w:t xml:space="preserve">Mostre que o potencial produzido tem componentes que dependem do tempo retardado.</w:t>
       </w:r>
     </w:p>
     <w:bookmarkEnd w:id="61"/>
-    <w:bookmarkStart w:id="62" w:name="exercício-7-essencial"/>
-    <w:p>
-      <w:pPr>
-        <w:pStyle w:val="Heading2"/>
-      </w:pPr>
-      <w:r>
-        <w:t xml:space="preserve">9.7 Exercício 7</w:t>
-      </w:r>
-      <w:r>
-        <w:t xml:space="preserve"> </w:t>
-      </w:r>
-      <w:r>
-        <w:rPr>
-          <w:b/>
-          <w:bCs/>
-        </w:rPr>
-        <w:t xml:space="preserve">(Essencial)</w:t>
-      </w:r>
-    </w:p>
-    <w:p>
-      <w:pPr>
-        <w:pStyle w:val="FirstParagraph"/>
-      </w:pPr>
-      <w:r>
-        <w:t xml:space="preserve">Explique por que o potencial de Coulomb parece implicar ação instantânea, mesmo sendo obtido a partir de um propagador causal.</w:t>
-      </w:r>
-    </w:p>
     <w:bookmarkEnd w:id="62"/>
-    <w:bookmarkStart w:id="63" w:name="exercício-8"/>
-    <w:p>
-      <w:pPr>
-        <w:pStyle w:val="Heading2"/>
-      </w:pPr>
-      <w:r>
-        <w:t xml:space="preserve">9.8 Exercício 8</w:t>
-      </w:r>
-    </w:p>
-    <w:p>
-      <w:pPr>
-        <w:pStyle w:val="FirstParagraph"/>
-      </w:pPr>
-      <w:r>
-        <w:t xml:space="preserve">Considere o propagador avançado, definido por:</w:t>
-      </w:r>
-    </w:p>
-    <w:p>
-      <w:pPr>
-        <w:pStyle w:val="BodyText"/>
-      </w:pPr>
-      <m:oMathPara>
-        <m:oMathParaPr>
-          <m:jc m:val="center"/>
-        </m:oMathParaPr>
-        <m:oMath>
-          <m:sSubSup>
-            <m:e>
-              <m:r>
-                <m:t>ϕ</m:t>
-              </m:r>
-            </m:e>
-            <m:sub>
-              <m:r>
-                <m:t>J</m:t>
-              </m:r>
-            </m:sub>
-            <m:sup>
-              <m:r>
-                <m:rPr>
-                  <m:nor/>
-                  <m:sty m:val="p"/>
-                </m:rPr>
-                <m:t>adv</m:t>
-              </m:r>
-            </m:sup>
-          </m:sSubSup>
-          <m:r>
-            <m:rPr>
-              <m:sty m:val="p"/>
-            </m:rPr>
-            <m:t>(</m:t>
-          </m:r>
-          <m:r>
-            <m:t>x</m:t>
-          </m:r>
-          <m:r>
-            <m:rPr>
-              <m:sty m:val="p"/>
-            </m:rPr>
-            <m:t>)</m:t>
-          </m:r>
-          <m:r>
-            <m:rPr>
-              <m:sty m:val="p"/>
-            </m:rPr>
-            <m:t>=</m:t>
-          </m:r>
-          <m:f>
-            <m:fPr>
-              <m:type m:val="bar"/>
-            </m:fPr>
-            <m:num>
-              <m:r>
-                <m:t>1</m:t>
-              </m:r>
-            </m:num>
-            <m:den>
-              <m:r>
-                <m:t>4</m:t>
-              </m:r>
-              <m:r>
-                <m:t>π</m:t>
-              </m:r>
-              <m:r>
-                <m:rPr>
-                  <m:sty m:val="p"/>
-                </m:rPr>
-                <m:t>|</m:t>
-              </m:r>
-              <m:r>
-                <m:rPr>
-                  <m:sty m:val="b"/>
-                </m:rPr>
-                <m:t>x</m:t>
-              </m:r>
-              <m:r>
-                <m:rPr>
-                  <m:sty m:val="p"/>
-                </m:rPr>
-                <m:t>−</m:t>
-              </m:r>
-              <m:sSub>
-                <m:e>
-                  <m:r>
-                    <m:rPr>
-                      <m:sty m:val="b"/>
-                    </m:rPr>
-                    <m:t>x</m:t>
-                  </m:r>
-                </m:e>
-                <m:sub>
-                  <m:r>
-                    <m:t>0</m:t>
-                  </m:r>
-                </m:sub>
-              </m:sSub>
-              <m:r>
-                <m:rPr>
-                  <m:sty m:val="p"/>
-                </m:rPr>
-                <m:t>|</m:t>
-              </m:r>
-            </m:den>
-          </m:f>
-          <m:r>
-            <m:t>δ</m:t>
-          </m:r>
-          <m:d>
-            <m:dPr>
-              <m:begChr m:val="("/>
-              <m:sepChr m:val=""/>
-              <m:endChr m:val=")"/>
-              <m:grow/>
-            </m:dPr>
-            <m:e>
-              <m:r>
-                <m:t>c</m:t>
-              </m:r>
-              <m:r>
-                <m:rPr>
-                  <m:sty m:val="p"/>
-                </m:rPr>
-                <m:t>(</m:t>
-              </m:r>
-              <m:r>
-                <m:t>t</m:t>
-              </m:r>
-              <m:r>
-                <m:rPr>
-                  <m:sty m:val="p"/>
-                </m:rPr>
-                <m:t>−</m:t>
-              </m:r>
-              <m:sSub>
-                <m:e>
-                  <m:r>
-                    <m:t>t</m:t>
-                  </m:r>
-                </m:e>
-                <m:sub>
-                  <m:r>
-                    <m:t>0</m:t>
-                  </m:r>
-                </m:sub>
-              </m:sSub>
-              <m:r>
-                <m:rPr>
-                  <m:sty m:val="p"/>
-                </m:rPr>
-                <m:t>)</m:t>
-              </m:r>
-              <m:r>
-                <m:rPr>
-                  <m:sty m:val="p"/>
-                </m:rPr>
-                <m:t>+</m:t>
-              </m:r>
-              <m:r>
-                <m:rPr>
-                  <m:sty m:val="p"/>
-                </m:rPr>
-                <m:t>|</m:t>
-              </m:r>
-              <m:r>
-                <m:rPr>
-                  <m:sty m:val="b"/>
-                </m:rPr>
-                <m:t>x</m:t>
-              </m:r>
-              <m:r>
-                <m:rPr>
-                  <m:sty m:val="p"/>
-                </m:rPr>
-                <m:t>−</m:t>
-              </m:r>
-              <m:sSub>
-                <m:e>
-                  <m:r>
-                    <m:rPr>
-                      <m:sty m:val="b"/>
-                    </m:rPr>
-                    <m:t>x</m:t>
-                  </m:r>
-                </m:e>
-                <m:sub>
-                  <m:r>
-                    <m:t>0</m:t>
-                  </m:r>
-                </m:sub>
-              </m:sSub>
-              <m:r>
-                <m:rPr>
-                  <m:sty m:val="p"/>
-                </m:rPr>
-                <m:t>|</m:t>
-              </m:r>
-            </m:e>
-          </m:d>
-        </m:oMath>
-      </m:oMathPara>
-    </w:p>
-    <w:p>
-      <w:pPr>
-        <w:numPr>
-          <w:ilvl w:val="0"/>
-          <w:numId w:val="1007"/>
-        </w:numPr>
-      </w:pPr>
-      <w:r>
-        <w:t xml:space="preserve">Qual é o suporte deste propagador?</w:t>
-      </w:r>
-    </w:p>
-    <w:p>
-      <w:pPr>
-        <w:numPr>
-          <w:ilvl w:val="0"/>
-          <w:numId w:val="1007"/>
-        </w:numPr>
-      </w:pPr>
-      <w:r>
-        <w:t xml:space="preserve">Por que ele não é usado como solução causal?</w:t>
-      </w:r>
-    </w:p>
-    <w:bookmarkEnd w:id="63"/>
-    <w:bookmarkStart w:id="64" w:name="exercício-9"/>
-    <w:p>
-      <w:pPr>
-        <w:pStyle w:val="Heading2"/>
-      </w:pPr>
-      <w:r>
-        <w:t xml:space="preserve">9.9 Exercício 9</w:t>
-      </w:r>
-    </w:p>
-    <w:p>
-      <w:pPr>
-        <w:pStyle w:val="FirstParagraph"/>
-      </w:pPr>
-      <w:r>
-        <w:t xml:space="preserve">Mostre que o propagador causal pode ser escrito como:</w:t>
-      </w:r>
-    </w:p>
-    <w:p>
-      <w:pPr>
-        <w:pStyle w:val="BodyText"/>
-      </w:pPr>
-      <m:oMathPara>
-        <m:oMathParaPr>
-          <m:jc m:val="center"/>
-        </m:oMathParaPr>
-        <m:oMath>
-          <m:sSub>
-            <m:e>
-              <m:r>
-                <m:t>ϕ</m:t>
-              </m:r>
-            </m:e>
-            <m:sub>
-              <m:r>
-                <m:t>J</m:t>
-              </m:r>
-            </m:sub>
-          </m:sSub>
-          <m:r>
-            <m:rPr>
-              <m:sty m:val="p"/>
-            </m:rPr>
-            <m:t>(</m:t>
-          </m:r>
-          <m:r>
-            <m:t>x</m:t>
-          </m:r>
-          <m:r>
-            <m:rPr>
-              <m:sty m:val="p"/>
-            </m:rPr>
-            <m:t>)</m:t>
-          </m:r>
-          <m:r>
-            <m:rPr>
-              <m:sty m:val="p"/>
-            </m:rPr>
-            <m:t>=</m:t>
-          </m:r>
-          <m:f>
-            <m:fPr>
-              <m:type m:val="bar"/>
-            </m:fPr>
-            <m:num>
-              <m:r>
-                <m:t>1</m:t>
-              </m:r>
-            </m:num>
-            <m:den>
-              <m:r>
-                <m:t>4</m:t>
-              </m:r>
-              <m:r>
-                <m:t>π</m:t>
-              </m:r>
-            </m:den>
-          </m:f>
-          <m:nary>
-            <m:naryPr>
-              <m:chr m:val="∫"/>
-              <m:limLoc m:val="subSup"/>
-              <m:subHide m:val="off"/>
-              <m:supHide m:val="off"/>
-            </m:naryPr>
-            <m:sub>
-              <m:r>
-                <m:rPr>
-                  <m:sty m:val="p"/>
-                </m:rPr>
-                <m:t>−</m:t>
-              </m:r>
-              <m:r>
-                <m:rPr>
-                  <m:sty m:val="p"/>
-                </m:rPr>
-                <m:t>∞</m:t>
-              </m:r>
-            </m:sub>
-            <m:sup>
-              <m:r>
-                <m:rPr>
-                  <m:sty m:val="p"/>
-                </m:rPr>
-                <m:t>∞</m:t>
-              </m:r>
-            </m:sup>
-            <m:e>
-              <m:r>
-                <m:t>d</m:t>
-              </m:r>
-            </m:e>
-          </m:nary>
-          <m:r>
-            <m:t>τ</m:t>
-          </m:r>
-          <m:r>
-            <m:t> </m:t>
-          </m:r>
-          <m:f>
-            <m:fPr>
-              <m:type m:val="bar"/>
-            </m:fPr>
-            <m:num>
-              <m:r>
-                <m:t>δ</m:t>
-              </m:r>
-              <m:d>
-                <m:dPr>
-                  <m:begChr m:val="("/>
-                  <m:sepChr m:val=""/>
-                  <m:endChr m:val=")"/>
-                  <m:grow/>
-                </m:dPr>
-                <m:e>
-                  <m:r>
-                    <m:rPr>
-                      <m:sty m:val="p"/>
-                    </m:rPr>
-                    <m:t>Δ</m:t>
-                  </m:r>
-                  <m:sSup>
-                    <m:e>
-                      <m:r>
-                        <m:t>x</m:t>
-                      </m:r>
-                    </m:e>
-                    <m:sup>
-                      <m:r>
-                        <m:t>0</m:t>
-                      </m:r>
-                    </m:sup>
-                  </m:sSup>
-                  <m:r>
-                    <m:rPr>
-                      <m:sty m:val="p"/>
-                    </m:rPr>
-                    <m:t>(</m:t>
-                  </m:r>
-                  <m:r>
-                    <m:t>τ</m:t>
-                  </m:r>
-                  <m:r>
-                    <m:rPr>
-                      <m:sty m:val="p"/>
-                    </m:rPr>
-                    <m:t>)</m:t>
-                  </m:r>
-                  <m:r>
-                    <m:rPr>
-                      <m:sty m:val="p"/>
-                    </m:rPr>
-                    <m:t>−</m:t>
-                  </m:r>
-                  <m:r>
-                    <m:rPr>
-                      <m:sty m:val="p"/>
-                    </m:rPr>
-                    <m:t>|</m:t>
-                  </m:r>
-                  <m:r>
-                    <m:rPr>
-                      <m:sty m:val="p"/>
-                    </m:rPr>
-                    <m:t>Δ</m:t>
-                  </m:r>
-                  <m:r>
-                    <m:rPr>
-                      <m:sty m:val="b"/>
-                    </m:rPr>
-                    <m:t>x</m:t>
-                  </m:r>
-                  <m:r>
-                    <m:rPr>
-                      <m:sty m:val="p"/>
-                    </m:rPr>
-                    <m:t>(</m:t>
-                  </m:r>
-                  <m:r>
-                    <m:t>τ</m:t>
-                  </m:r>
-                  <m:r>
-                    <m:rPr>
-                      <m:sty m:val="p"/>
-                    </m:rPr>
-                    <m:t>)</m:t>
-                  </m:r>
-                  <m:r>
-                    <m:rPr>
-                      <m:sty m:val="p"/>
-                    </m:rPr>
-                    <m:t>|</m:t>
-                  </m:r>
-                </m:e>
-              </m:d>
-            </m:num>
-            <m:den>
-              <m:r>
-                <m:rPr>
-                  <m:sty m:val="p"/>
-                </m:rPr>
-                <m:t>|</m:t>
-              </m:r>
-              <m:r>
-                <m:rPr>
-                  <m:sty m:val="b"/>
-                </m:rPr>
-                <m:t>x</m:t>
-              </m:r>
-              <m:r>
-                <m:rPr>
-                  <m:sty m:val="p"/>
-                </m:rPr>
-                <m:t>−</m:t>
-              </m:r>
-              <m:r>
-                <m:rPr>
-                  <m:sty m:val="b"/>
-                </m:rPr>
-                <m:t>y</m:t>
-              </m:r>
-              <m:r>
-                <m:rPr>
-                  <m:sty m:val="p"/>
-                </m:rPr>
-                <m:t>(</m:t>
-              </m:r>
-              <m:r>
-                <m:t>τ</m:t>
-              </m:r>
-              <m:r>
-                <m:rPr>
-                  <m:sty m:val="p"/>
-                </m:rPr>
-                <m:t>)</m:t>
-              </m:r>
-              <m:r>
-                <m:rPr>
-                  <m:sty m:val="p"/>
-                </m:rPr>
-                <m:t>|</m:t>
-              </m:r>
-            </m:den>
-          </m:f>
-        </m:oMath>
-      </m:oMathPara>
-    </w:p>
-    <w:p>
-      <w:pPr>
-        <w:pStyle w:val="FirstParagraph"/>
-      </w:pPr>
-      <w:r>
-        <w:t xml:space="preserve">para uma linha de mundo</w:t>
-      </w:r>
-      <w:r>
-        <w:t xml:space="preserve"> </w:t>
-      </w:r>
-      <m:oMath>
-        <m:sSup>
-          <m:e>
-            <m:r>
-              <m:t>y</m:t>
-            </m:r>
-          </m:e>
-          <m:sup>
-            <m:r>
-              <m:t>μ</m:t>
-            </m:r>
-          </m:sup>
-        </m:sSup>
-        <m:r>
-          <m:rPr>
-            <m:sty m:val="p"/>
-          </m:rPr>
-          <m:t>(</m:t>
-        </m:r>
-        <m:r>
-          <m:t>τ</m:t>
-        </m:r>
-        <m:r>
-          <m:rPr>
-            <m:sty m:val="p"/>
-          </m:rPr>
-          <m:t>)</m:t>
-        </m:r>
-      </m:oMath>
-      <w:r>
-        <w:t xml:space="preserve">.</w:t>
-      </w:r>
-    </w:p>
-    <w:bookmarkEnd w:id="64"/>
-    <w:bookmarkStart w:id="65" w:name="exercício-10"/>
-    <w:p>
-      <w:pPr>
-        <w:pStyle w:val="Heading2"/>
-      </w:pPr>
-      <w:r>
-        <w:t xml:space="preserve">9.10 Exercício 10</w:t>
-      </w:r>
-    </w:p>
-    <w:p>
-      <w:pPr>
-        <w:numPr>
-          <w:ilvl w:val="0"/>
-          <w:numId w:val="1008"/>
-        </w:numPr>
-      </w:pPr>
-      <w:r>
-        <w:t xml:space="preserve">Explique o que é o tempo retardado.</w:t>
-      </w:r>
-    </w:p>
-    <w:p>
-      <w:pPr>
-        <w:numPr>
-          <w:ilvl w:val="0"/>
-          <w:numId w:val="1008"/>
-        </w:numPr>
-      </w:pPr>
-      <w:r>
-        <w:t xml:space="preserve">Qual é a equação que define o tempo retardado para uma partícula em movimento?</w:t>
-      </w:r>
-    </w:p>
-    <w:p>
-      <w:pPr>
-        <w:numPr>
-          <w:ilvl w:val="0"/>
-          <w:numId w:val="1008"/>
-        </w:numPr>
-      </w:pPr>
-      <w:r>
-        <w:t xml:space="preserve">Como o tempo retardado se relaciona com a causalidade?</w:t>
-      </w:r>
-    </w:p>
-    <w:bookmarkEnd w:id="65"/>
-    <w:bookmarkStart w:id="66" w:name="exercício-11"/>
-    <w:p>
-      <w:pPr>
-        <w:pStyle w:val="Heading2"/>
-      </w:pPr>
-      <w:r>
-        <w:t xml:space="preserve">9.11 Exercício 11</w:t>
-      </w:r>
-    </w:p>
-    <w:p>
-      <w:pPr>
-        <w:pStyle w:val="FirstParagraph"/>
-      </w:pPr>
-      <w:r>
-        <w:t xml:space="preserve">Considere uma fonte estendida com densidade de corrente</w:t>
-      </w:r>
-      <w:r>
-        <w:t xml:space="preserve"> </w:t>
-      </w:r>
-      <m:oMath>
-        <m:r>
-          <m:t>J</m:t>
-        </m:r>
-        <m:r>
-          <m:rPr>
-            <m:sty m:val="p"/>
-          </m:rPr>
-          <m:t>(</m:t>
-        </m:r>
-        <m:r>
-          <m:t>x</m:t>
-        </m:r>
-        <m:r>
-          <m:rPr>
-            <m:sty m:val="p"/>
-          </m:rPr>
-          <m:t>)</m:t>
-        </m:r>
-      </m:oMath>
-      <w:r>
-        <w:t xml:space="preserve">.</w:t>
-      </w:r>
-    </w:p>
-    <w:p>
-      <w:pPr>
-        <w:numPr>
-          <w:ilvl w:val="0"/>
-          <w:numId w:val="1009"/>
-        </w:numPr>
-      </w:pPr>
-      <w:r>
-        <w:t xml:space="preserve">Escreva a solução geral para o campo</w:t>
-      </w:r>
-      <w:r>
-        <w:t xml:space="preserve"> </w:t>
-      </w:r>
-      <m:oMath>
-        <m:r>
-          <m:t>ϕ</m:t>
-        </m:r>
-        <m:r>
-          <m:rPr>
-            <m:sty m:val="p"/>
-          </m:rPr>
-          <m:t>(</m:t>
-        </m:r>
-        <m:r>
-          <m:t>x</m:t>
-        </m:r>
-        <m:r>
-          <m:rPr>
-            <m:sty m:val="p"/>
-          </m:rPr>
-          <m:t>)</m:t>
-        </m:r>
-      </m:oMath>
-      <w:r>
-        <w:t xml:space="preserve"> </w:t>
-      </w:r>
-      <w:r>
-        <w:t xml:space="preserve">usando o propagador.</w:t>
-      </w:r>
-    </w:p>
-    <w:p>
-      <w:pPr>
-        <w:numPr>
-          <w:ilvl w:val="0"/>
-          <w:numId w:val="1009"/>
-        </w:numPr>
-      </w:pPr>
-      <w:r>
-        <w:t xml:space="preserve">Qual é a interpretação física da integral?</w:t>
-      </w:r>
-    </w:p>
-    <w:bookmarkEnd w:id="66"/>
-    <w:bookmarkStart w:id="67" w:name="exercício-12"/>
-    <w:p>
-      <w:pPr>
-        <w:pStyle w:val="Heading2"/>
-      </w:pPr>
-      <w:r>
-        <w:t xml:space="preserve">9.12 Exercício 12</w:t>
-      </w:r>
-    </w:p>
-    <w:p>
-      <w:pPr>
-        <w:pStyle w:val="FirstParagraph"/>
-      </w:pPr>
-      <w:r>
-        <w:t xml:space="preserve">Demonstre que, para uma partícula em repouso, a condição do cone de luz:</w:t>
-      </w:r>
-    </w:p>
-    <w:p>
-      <w:pPr>
-        <w:pStyle w:val="BodyText"/>
-      </w:pPr>
-      <m:oMathPara>
-        <m:oMathParaPr>
-          <m:jc m:val="center"/>
-        </m:oMathParaPr>
-        <m:oMath>
-          <m:r>
-            <m:t>c</m:t>
-          </m:r>
-          <m:r>
-            <m:rPr>
-              <m:sty m:val="p"/>
-            </m:rPr>
-            <m:t>(</m:t>
-          </m:r>
-          <m:r>
-            <m:t>t</m:t>
-          </m:r>
-          <m:r>
-            <m:rPr>
-              <m:sty m:val="p"/>
-            </m:rPr>
-            <m:t>−</m:t>
-          </m:r>
-          <m:sSub>
-            <m:e>
-              <m:r>
-                <m:t>t</m:t>
-              </m:r>
-            </m:e>
-            <m:sub>
-              <m:r>
-                <m:t>0</m:t>
-              </m:r>
-            </m:sub>
-          </m:sSub>
-          <m:r>
-            <m:rPr>
-              <m:sty m:val="p"/>
-            </m:rPr>
-            <m:t>)</m:t>
-          </m:r>
-          <m:r>
-            <m:rPr>
-              <m:sty m:val="p"/>
-            </m:rPr>
-            <m:t>=</m:t>
-          </m:r>
-          <m:r>
-            <m:rPr>
-              <m:sty m:val="p"/>
-            </m:rPr>
-            <m:t>|</m:t>
-          </m:r>
-          <m:r>
-            <m:rPr>
-              <m:sty m:val="b"/>
-            </m:rPr>
-            <m:t>x</m:t>
-          </m:r>
-          <m:r>
-            <m:rPr>
-              <m:sty m:val="p"/>
-            </m:rPr>
-            <m:t>−</m:t>
-          </m:r>
-          <m:sSub>
-            <m:e>
-              <m:r>
-                <m:rPr>
-                  <m:sty m:val="b"/>
-                </m:rPr>
-                <m:t>x</m:t>
-              </m:r>
-            </m:e>
-            <m:sub>
-              <m:r>
-                <m:t>0</m:t>
-              </m:r>
-            </m:sub>
-          </m:sSub>
-          <m:r>
-            <m:rPr>
-              <m:sty m:val="p"/>
-            </m:rPr>
-            <m:t>|</m:t>
-          </m:r>
-        </m:oMath>
-      </m:oMathPara>
-    </w:p>
-    <w:p>
-      <w:pPr>
-        <w:pStyle w:val="FirstParagraph"/>
-      </w:pPr>
-      <w:r>
-        <w:t xml:space="preserve">é resolvida por</w:t>
-      </w:r>
-      <w:r>
-        <w:t xml:space="preserve"> </w:t>
-      </w:r>
-      <m:oMath>
-        <m:r>
-          <m:t>c</m:t>
-        </m:r>
-        <m:sSub>
-          <m:e>
-            <m:r>
-              <m:t>t</m:t>
-            </m:r>
-          </m:e>
-          <m:sub>
-            <m:r>
-              <m:t>0</m:t>
-            </m:r>
-          </m:sub>
-        </m:sSub>
-        <m:r>
-          <m:rPr>
-            <m:sty m:val="p"/>
-          </m:rPr>
-          <m:t>=</m:t>
-        </m:r>
-        <m:r>
-          <m:t>c</m:t>
-        </m:r>
-        <m:r>
-          <m:t>t</m:t>
-        </m:r>
-        <m:r>
-          <m:rPr>
-            <m:sty m:val="p"/>
-          </m:rPr>
-          <m:t>−</m:t>
-        </m:r>
-        <m:r>
-          <m:rPr>
-            <m:sty m:val="p"/>
-          </m:rPr>
-          <m:t>|</m:t>
-        </m:r>
-        <m:r>
-          <m:rPr>
-            <m:sty m:val="b"/>
-          </m:rPr>
-          <m:t>x</m:t>
-        </m:r>
-        <m:r>
-          <m:rPr>
-            <m:sty m:val="p"/>
-          </m:rPr>
-          <m:t>−</m:t>
-        </m:r>
-        <m:sSub>
-          <m:e>
-            <m:r>
-              <m:rPr>
-                <m:sty m:val="b"/>
-              </m:rPr>
-              <m:t>x</m:t>
-            </m:r>
-          </m:e>
-          <m:sub>
-            <m:r>
-              <m:t>0</m:t>
-            </m:r>
-          </m:sub>
-        </m:sSub>
-        <m:r>
-          <m:rPr>
-            <m:sty m:val="p"/>
-          </m:rPr>
-          <m:t>|</m:t>
-        </m:r>
-      </m:oMath>
-      <w:r>
-        <w:t xml:space="preserve">, e que isso leva ao potencial de Coulomb.</w:t>
-      </w:r>
-    </w:p>
-    <w:bookmarkEnd w:id="67"/>
-    <w:bookmarkEnd w:id="68"/>
     <w:sectPr>
       <w:footnotePr>
         <w:numRestart w:val="eachSect"/>
@@ -12507,336 +12162,11 @@
       </w:pPr>
     </w:lvl>
   </w:abstractNum>
-  <w:abstractNum w:abstractNumId="99721">
-    <w:nsid w:val="00A99721"/>
-    <w:multiLevelType w:val="multilevel"/>
-    <w:lvl w:ilvl="0">
-      <w:start w:val="1"/>
-      <w:numFmt w:val="lowerLetter"/>
-      <w:lvlText w:val="%1)"/>
-      <w:lvlJc w:val="left"/>
-      <w:pPr>
-        <w:ind w:left="720" w:hanging="360"/>
-      </w:pPr>
-    </w:lvl>
-    <w:lvl w:ilvl="1">
-      <w:start w:val="1"/>
-      <w:numFmt w:val="lowerLetter"/>
-      <w:lvlText w:val="%2)"/>
-      <w:lvlJc w:val="left"/>
-      <w:pPr>
-        <w:ind w:left="1440" w:hanging="360"/>
-      </w:pPr>
-    </w:lvl>
-    <w:lvl w:ilvl="2">
-      <w:start w:val="1"/>
-      <w:numFmt w:val="lowerLetter"/>
-      <w:lvlText w:val="%3)"/>
-      <w:lvlJc w:val="left"/>
-      <w:pPr>
-        <w:ind w:left="2160" w:hanging="360"/>
-      </w:pPr>
-    </w:lvl>
-    <w:lvl w:ilvl="3">
-      <w:start w:val="1"/>
-      <w:numFmt w:val="lowerLetter"/>
-      <w:lvlText w:val="%4)"/>
-      <w:lvlJc w:val="left"/>
-      <w:pPr>
-        <w:ind w:left="2880" w:hanging="360"/>
-      </w:pPr>
-    </w:lvl>
-    <w:lvl w:ilvl="4">
-      <w:start w:val="1"/>
-      <w:numFmt w:val="lowerLetter"/>
-      <w:lvlText w:val="%5)"/>
-      <w:lvlJc w:val="left"/>
-      <w:pPr>
-        <w:ind w:left="3600" w:hanging="360"/>
-      </w:pPr>
-    </w:lvl>
-    <w:lvl w:ilvl="5">
-      <w:start w:val="1"/>
-      <w:numFmt w:val="lowerLetter"/>
-      <w:lvlText w:val="%6)"/>
-      <w:lvlJc w:val="left"/>
-      <w:pPr>
-        <w:ind w:left="4320" w:hanging="360"/>
-      </w:pPr>
-    </w:lvl>
-    <w:lvl w:ilvl="6">
-      <w:start w:val="1"/>
-      <w:numFmt w:val="lowerLetter"/>
-      <w:lvlText w:val="%7)"/>
-      <w:lvlJc w:val="left"/>
-      <w:pPr>
-        <w:ind w:left="5040" w:hanging="360"/>
-      </w:pPr>
-    </w:lvl>
-    <w:lvl w:ilvl="7">
-      <w:start w:val="1"/>
-      <w:numFmt w:val="lowerLetter"/>
-      <w:lvlText w:val="%8)"/>
-      <w:lvlJc w:val="left"/>
-      <w:pPr>
-        <w:ind w:left="5760" w:hanging="360"/>
-      </w:pPr>
-    </w:lvl>
-    <w:lvl w:ilvl="8">
-      <w:start w:val="1"/>
-      <w:numFmt w:val="lowerLetter"/>
-      <w:lvlText w:val="%9)"/>
-      <w:lvlJc w:val="left"/>
-      <w:pPr>
-        <w:ind w:left="6480" w:hanging="360"/>
-      </w:pPr>
-    </w:lvl>
-  </w:abstractNum>
   <w:num w:numId="1000">
     <w:abstractNumId w:val="990"/>
   </w:num>
   <w:num w:numId="1001">
     <w:abstractNumId w:val="99411"/>
-    <w:lvlOverride w:ilvl="0">
-      <w:startOverride w:val="1"/>
-    </w:lvlOverride>
-    <w:lvlOverride w:ilvl="1">
-      <w:startOverride w:val="1"/>
-    </w:lvlOverride>
-    <w:lvlOverride w:ilvl="2">
-      <w:startOverride w:val="1"/>
-    </w:lvlOverride>
-    <w:lvlOverride w:ilvl="3">
-      <w:startOverride w:val="1"/>
-    </w:lvlOverride>
-    <w:lvlOverride w:ilvl="4">
-      <w:startOverride w:val="1"/>
-    </w:lvlOverride>
-    <w:lvlOverride w:ilvl="5">
-      <w:startOverride w:val="1"/>
-    </w:lvlOverride>
-    <w:lvlOverride w:ilvl="6">
-      <w:startOverride w:val="1"/>
-    </w:lvlOverride>
-    <w:lvlOverride w:ilvl="7">
-      <w:startOverride w:val="1"/>
-    </w:lvlOverride>
-    <w:lvlOverride w:ilvl="8">
-      <w:startOverride w:val="1"/>
-    </w:lvlOverride>
-  </w:num>
-  <w:num w:numId="1002">
-    <w:abstractNumId w:val="99721"/>
-    <w:lvlOverride w:ilvl="0">
-      <w:startOverride w:val="1"/>
-    </w:lvlOverride>
-    <w:lvlOverride w:ilvl="1">
-      <w:startOverride w:val="1"/>
-    </w:lvlOverride>
-    <w:lvlOverride w:ilvl="2">
-      <w:startOverride w:val="1"/>
-    </w:lvlOverride>
-    <w:lvlOverride w:ilvl="3">
-      <w:startOverride w:val="1"/>
-    </w:lvlOverride>
-    <w:lvlOverride w:ilvl="4">
-      <w:startOverride w:val="1"/>
-    </w:lvlOverride>
-    <w:lvlOverride w:ilvl="5">
-      <w:startOverride w:val="1"/>
-    </w:lvlOverride>
-    <w:lvlOverride w:ilvl="6">
-      <w:startOverride w:val="1"/>
-    </w:lvlOverride>
-    <w:lvlOverride w:ilvl="7">
-      <w:startOverride w:val="1"/>
-    </w:lvlOverride>
-    <w:lvlOverride w:ilvl="8">
-      <w:startOverride w:val="1"/>
-    </w:lvlOverride>
-  </w:num>
-  <w:num w:numId="1003">
-    <w:abstractNumId w:val="99721"/>
-    <w:lvlOverride w:ilvl="0">
-      <w:startOverride w:val="1"/>
-    </w:lvlOverride>
-    <w:lvlOverride w:ilvl="1">
-      <w:startOverride w:val="1"/>
-    </w:lvlOverride>
-    <w:lvlOverride w:ilvl="2">
-      <w:startOverride w:val="1"/>
-    </w:lvlOverride>
-    <w:lvlOverride w:ilvl="3">
-      <w:startOverride w:val="1"/>
-    </w:lvlOverride>
-    <w:lvlOverride w:ilvl="4">
-      <w:startOverride w:val="1"/>
-    </w:lvlOverride>
-    <w:lvlOverride w:ilvl="5">
-      <w:startOverride w:val="1"/>
-    </w:lvlOverride>
-    <w:lvlOverride w:ilvl="6">
-      <w:startOverride w:val="1"/>
-    </w:lvlOverride>
-    <w:lvlOverride w:ilvl="7">
-      <w:startOverride w:val="1"/>
-    </w:lvlOverride>
-    <w:lvlOverride w:ilvl="8">
-      <w:startOverride w:val="1"/>
-    </w:lvlOverride>
-  </w:num>
-  <w:num w:numId="1004">
-    <w:abstractNumId w:val="99721"/>
-    <w:lvlOverride w:ilvl="0">
-      <w:startOverride w:val="1"/>
-    </w:lvlOverride>
-    <w:lvlOverride w:ilvl="1">
-      <w:startOverride w:val="1"/>
-    </w:lvlOverride>
-    <w:lvlOverride w:ilvl="2">
-      <w:startOverride w:val="1"/>
-    </w:lvlOverride>
-    <w:lvlOverride w:ilvl="3">
-      <w:startOverride w:val="1"/>
-    </w:lvlOverride>
-    <w:lvlOverride w:ilvl="4">
-      <w:startOverride w:val="1"/>
-    </w:lvlOverride>
-    <w:lvlOverride w:ilvl="5">
-      <w:startOverride w:val="1"/>
-    </w:lvlOverride>
-    <w:lvlOverride w:ilvl="6">
-      <w:startOverride w:val="1"/>
-    </w:lvlOverride>
-    <w:lvlOverride w:ilvl="7">
-      <w:startOverride w:val="1"/>
-    </w:lvlOverride>
-    <w:lvlOverride w:ilvl="8">
-      <w:startOverride w:val="1"/>
-    </w:lvlOverride>
-  </w:num>
-  <w:num w:numId="1005">
-    <w:abstractNumId w:val="99721"/>
-    <w:lvlOverride w:ilvl="0">
-      <w:startOverride w:val="1"/>
-    </w:lvlOverride>
-    <w:lvlOverride w:ilvl="1">
-      <w:startOverride w:val="1"/>
-    </w:lvlOverride>
-    <w:lvlOverride w:ilvl="2">
-      <w:startOverride w:val="1"/>
-    </w:lvlOverride>
-    <w:lvlOverride w:ilvl="3">
-      <w:startOverride w:val="1"/>
-    </w:lvlOverride>
-    <w:lvlOverride w:ilvl="4">
-      <w:startOverride w:val="1"/>
-    </w:lvlOverride>
-    <w:lvlOverride w:ilvl="5">
-      <w:startOverride w:val="1"/>
-    </w:lvlOverride>
-    <w:lvlOverride w:ilvl="6">
-      <w:startOverride w:val="1"/>
-    </w:lvlOverride>
-    <w:lvlOverride w:ilvl="7">
-      <w:startOverride w:val="1"/>
-    </w:lvlOverride>
-    <w:lvlOverride w:ilvl="8">
-      <w:startOverride w:val="1"/>
-    </w:lvlOverride>
-  </w:num>
-  <w:num w:numId="1006">
-    <w:abstractNumId w:val="99721"/>
-    <w:lvlOverride w:ilvl="0">
-      <w:startOverride w:val="1"/>
-    </w:lvlOverride>
-    <w:lvlOverride w:ilvl="1">
-      <w:startOverride w:val="1"/>
-    </w:lvlOverride>
-    <w:lvlOverride w:ilvl="2">
-      <w:startOverride w:val="1"/>
-    </w:lvlOverride>
-    <w:lvlOverride w:ilvl="3">
-      <w:startOverride w:val="1"/>
-    </w:lvlOverride>
-    <w:lvlOverride w:ilvl="4">
-      <w:startOverride w:val="1"/>
-    </w:lvlOverride>
-    <w:lvlOverride w:ilvl="5">
-      <w:startOverride w:val="1"/>
-    </w:lvlOverride>
-    <w:lvlOverride w:ilvl="6">
-      <w:startOverride w:val="1"/>
-    </w:lvlOverride>
-    <w:lvlOverride w:ilvl="7">
-      <w:startOverride w:val="1"/>
-    </w:lvlOverride>
-    <w:lvlOverride w:ilvl="8">
-      <w:startOverride w:val="1"/>
-    </w:lvlOverride>
-  </w:num>
-  <w:num w:numId="1007">
-    <w:abstractNumId w:val="99721"/>
-    <w:lvlOverride w:ilvl="0">
-      <w:startOverride w:val="1"/>
-    </w:lvlOverride>
-    <w:lvlOverride w:ilvl="1">
-      <w:startOverride w:val="1"/>
-    </w:lvlOverride>
-    <w:lvlOverride w:ilvl="2">
-      <w:startOverride w:val="1"/>
-    </w:lvlOverride>
-    <w:lvlOverride w:ilvl="3">
-      <w:startOverride w:val="1"/>
-    </w:lvlOverride>
-    <w:lvlOverride w:ilvl="4">
-      <w:startOverride w:val="1"/>
-    </w:lvlOverride>
-    <w:lvlOverride w:ilvl="5">
-      <w:startOverride w:val="1"/>
-    </w:lvlOverride>
-    <w:lvlOverride w:ilvl="6">
-      <w:startOverride w:val="1"/>
-    </w:lvlOverride>
-    <w:lvlOverride w:ilvl="7">
-      <w:startOverride w:val="1"/>
-    </w:lvlOverride>
-    <w:lvlOverride w:ilvl="8">
-      <w:startOverride w:val="1"/>
-    </w:lvlOverride>
-  </w:num>
-  <w:num w:numId="1008">
-    <w:abstractNumId w:val="99721"/>
-    <w:lvlOverride w:ilvl="0">
-      <w:startOverride w:val="1"/>
-    </w:lvlOverride>
-    <w:lvlOverride w:ilvl="1">
-      <w:startOverride w:val="1"/>
-    </w:lvlOverride>
-    <w:lvlOverride w:ilvl="2">
-      <w:startOverride w:val="1"/>
-    </w:lvlOverride>
-    <w:lvlOverride w:ilvl="3">
-      <w:startOverride w:val="1"/>
-    </w:lvlOverride>
-    <w:lvlOverride w:ilvl="4">
-      <w:startOverride w:val="1"/>
-    </w:lvlOverride>
-    <w:lvlOverride w:ilvl="5">
-      <w:startOverride w:val="1"/>
-    </w:lvlOverride>
-    <w:lvlOverride w:ilvl="6">
-      <w:startOverride w:val="1"/>
-    </w:lvlOverride>
-    <w:lvlOverride w:ilvl="7">
-      <w:startOverride w:val="1"/>
-    </w:lvlOverride>
-    <w:lvlOverride w:ilvl="8">
-      <w:startOverride w:val="1"/>
-    </w:lvlOverride>
-  </w:num>
-  <w:num w:numId="1009">
-    <w:abstractNumId w:val="99721"/>
     <w:lvlOverride w:ilvl="0">
       <w:startOverride w:val="1"/>
     </w:lvlOverride>
